--- a/DAY-2/01_Deploying_MySQL_database_as_Docker_container.docx
+++ b/DAY-2/01_Deploying_MySQL_database_as_Docker_container.docx
@@ -1,6 +1,6 @@
 
 <file path=word/document.xml><?xml version="1.0" encoding="utf-8"?>
-<w:document xmlns:wpc="http://schemas.microsoft.com/office/word/2010/wordprocessingCanvas" xmlns:cx="http://schemas.microsoft.com/office/drawing/2014/chartex" xmlns:cx1="http://schemas.microsoft.com/office/drawing/2015/9/8/chartex" xmlns:cx2="http://schemas.microsoft.com/office/drawing/2015/10/21/chartex" xmlns:cx3="http://schemas.microsoft.com/office/drawing/2016/5/9/chartex" xmlns:cx4="http://schemas.microsoft.com/office/drawing/2016/5/10/chartex" xmlns:cx5="http://schemas.microsoft.com/office/drawing/2016/5/11/chartex" xmlns:cx6="http://schemas.microsoft.com/office/drawing/2016/5/12/chartex" xmlns:cx7="http://schemas.microsoft.com/office/drawing/2016/5/13/chartex" xmlns:cx8="http://schemas.microsoft.com/office/drawing/2016/5/14/chartex" xmlns:mc="http://schemas.openxmlformats.org/markup-compatibility/2006" xmlns:aink="http://schemas.microsoft.com/office/drawing/2016/ink" xmlns:am3d="http://schemas.microsoft.com/office/drawing/2017/model3d" xmlns:o="urn:schemas-microsoft-com:office:office" xmlns:oel="http://schemas.microsoft.com/office/2019/extlst" xmlns:r="http://schemas.openxmlformats.org/officeDocument/2006/relationships" xmlns:m="http://schemas.openxmlformats.org/officeDocument/2006/math" xmlns:v="urn:schemas-microsoft-com:vml" xmlns:wp14="http://schemas.microsoft.com/office/word/2010/wordprocessingDrawing" xmlns:wp="http://schemas.openxmlformats.org/drawingml/2006/wordprocessingDrawing" xmlns:w10="urn:schemas-microsoft-com:office:word" xmlns:w="http://schemas.openxmlformats.org/wordprocessingml/2006/main" xmlns:w14="http://schemas.microsoft.com/office/word/2010/wordml" xmlns:w15="http://schemas.microsoft.com/office/word/2012/wordml" xmlns:w16cex="http://schemas.microsoft.com/office/word/2018/wordml/cex" xmlns:w16cid="http://schemas.microsoft.com/office/word/2016/wordml/cid" xmlns:w16="http://schemas.microsoft.com/office/word/2018/wordml" xmlns:w16du="http://schemas.microsoft.com/office/word/2023/wordml/word16du" xmlns:w16sdtdh="http://schemas.microsoft.com/office/word/2020/wordml/sdtdatahash" xmlns:w16se="http://schemas.microsoft.com/office/word/2015/wordml/symex" xmlns:wpg="http://schemas.microsoft.com/office/word/2010/wordprocessingGroup" xmlns:wpi="http://schemas.microsoft.com/office/word/2010/wordprocessingInk" xmlns:wne="http://schemas.microsoft.com/office/word/2006/wordml" xmlns:wps="http://schemas.microsoft.com/office/word/2010/wordprocessingShape" mc:Ignorable="w14 w15 w16se w16cid w16 w16cex w16sdtdh w16du wp14">
+<w:document xmlns:wpc="http://schemas.microsoft.com/office/word/2010/wordprocessingCanvas" xmlns:cx="http://schemas.microsoft.com/office/drawing/2014/chartex" xmlns:cx1="http://schemas.microsoft.com/office/drawing/2015/9/8/chartex" xmlns:cx2="http://schemas.microsoft.com/office/drawing/2015/10/21/chartex" xmlns:cx3="http://schemas.microsoft.com/office/drawing/2016/5/9/chartex" xmlns:cx4="http://schemas.microsoft.com/office/drawing/2016/5/10/chartex" xmlns:cx5="http://schemas.microsoft.com/office/drawing/2016/5/11/chartex" xmlns:cx6="http://schemas.microsoft.com/office/drawing/2016/5/12/chartex" xmlns:cx7="http://schemas.microsoft.com/office/drawing/2016/5/13/chartex" xmlns:cx8="http://schemas.microsoft.com/office/drawing/2016/5/14/chartex" xmlns:mc="http://schemas.openxmlformats.org/markup-compatibility/2006" xmlns:aink="http://schemas.microsoft.com/office/drawing/2016/ink" xmlns:am3d="http://schemas.microsoft.com/office/drawing/2017/model3d" xmlns:o="urn:schemas-microsoft-com:office:office" xmlns:oel="http://schemas.microsoft.com/office/2019/extlst" xmlns:r="http://schemas.openxmlformats.org/officeDocument/2006/relationships" xmlns:m="http://schemas.openxmlformats.org/officeDocument/2006/math" xmlns:v="urn:schemas-microsoft-com:vml" xmlns:wp14="http://schemas.microsoft.com/office/word/2010/wordprocessingDrawing" xmlns:wp="http://schemas.openxmlformats.org/drawingml/2006/wordprocessingDrawing" xmlns:w10="urn:schemas-microsoft-com:office:word" xmlns:w="http://schemas.openxmlformats.org/wordprocessingml/2006/main" xmlns:w14="http://schemas.microsoft.com/office/word/2010/wordml" xmlns:w15="http://schemas.microsoft.com/office/word/2012/wordml" xmlns:w16cex="http://schemas.microsoft.com/office/word/2018/wordml/cex" xmlns:w16cid="http://schemas.microsoft.com/office/word/2016/wordml/cid" xmlns:w16="http://schemas.microsoft.com/office/word/2018/wordml" xmlns:w16du="http://schemas.microsoft.com/office/word/2023/wordml/word16du" xmlns:w16sdtdh="http://schemas.microsoft.com/office/word/2020/wordml/sdtdatahash" xmlns:w16sdtfl="http://schemas.microsoft.com/office/word/2024/wordml/sdtformatlock" xmlns:w16se="http://schemas.microsoft.com/office/word/2015/wordml/symex" xmlns:wpg="http://schemas.microsoft.com/office/word/2010/wordprocessingGroup" xmlns:wpi="http://schemas.microsoft.com/office/word/2010/wordprocessingInk" xmlns:wne="http://schemas.microsoft.com/office/word/2006/wordml" xmlns:wps="http://schemas.microsoft.com/office/word/2010/wordprocessingShape" mc:Ignorable="w14 w15 w16se w16cid w16 w16cex w16sdtdh w16sdtfl w16du wp14">
   <w:body>
     <w:p>
       <w:pPr>
@@ -1903,6 +1903,7 @@
           <w:szCs w:val="24"/>
         </w:rPr>
       </w:pPr>
+      <w:proofErr w:type="spellStart"/>
       <w:r>
         <w:rPr>
           <w:rFonts w:ascii="Calibri" w:eastAsia="Calibri" w:hAnsi="Calibri" w:cs="Calibri"/>
@@ -1921,8 +1922,31 @@
           <w:sz w:val="24"/>
           <w:szCs w:val="24"/>
         </w:rPr>
-        <w:t>udo su</w:t>
-      </w:r>
+        <w:t>udo</w:t>
+      </w:r>
+      <w:proofErr w:type="spellEnd"/>
+      <w:r>
+        <w:rPr>
+          <w:rFonts w:ascii="Calibri" w:eastAsia="Calibri" w:hAnsi="Calibri" w:cs="Calibri"/>
+          <w:b/>
+          <w:color w:val="404040" w:themeColor="text1" w:themeTint="BF"/>
+          <w:sz w:val="24"/>
+          <w:szCs w:val="24"/>
+        </w:rPr>
+        <w:t xml:space="preserve"> </w:t>
+      </w:r>
+      <w:proofErr w:type="spellStart"/>
+      <w:r>
+        <w:rPr>
+          <w:rFonts w:ascii="Calibri" w:eastAsia="Calibri" w:hAnsi="Calibri" w:cs="Calibri"/>
+          <w:b/>
+          <w:color w:val="404040" w:themeColor="text1" w:themeTint="BF"/>
+          <w:sz w:val="24"/>
+          <w:szCs w:val="24"/>
+        </w:rPr>
+        <w:t>su</w:t>
+      </w:r>
+      <w:proofErr w:type="spellEnd"/>
     </w:p>
     <w:p>
       <w:pPr>
@@ -2366,8 +2390,130 @@
           <w:sz w:val="24"/>
           <w:szCs w:val="24"/>
         </w:rPr>
-        <w:t>curl -fsSL https://download.docker.com/linux/ubuntu/gpg | sudo gpg --dearmor -o /usr/share/keyrings/docker-archive-keyring.gpg</w:t>
-      </w:r>
+        <w:t>curl -</w:t>
+      </w:r>
+      <w:proofErr w:type="spellStart"/>
+      <w:r>
+        <w:rPr>
+          <w:rFonts w:ascii="Calibri" w:eastAsia="Calibri" w:hAnsi="Calibri" w:cs="Calibri"/>
+          <w:b/>
+          <w:color w:val="404040" w:themeColor="text1" w:themeTint="BF"/>
+          <w:sz w:val="24"/>
+          <w:szCs w:val="24"/>
+        </w:rPr>
+        <w:t>fsSL</w:t>
+      </w:r>
+      <w:proofErr w:type="spellEnd"/>
+      <w:r>
+        <w:rPr>
+          <w:rFonts w:ascii="Calibri" w:eastAsia="Calibri" w:hAnsi="Calibri" w:cs="Calibri"/>
+          <w:b/>
+          <w:color w:val="404040" w:themeColor="text1" w:themeTint="BF"/>
+          <w:sz w:val="24"/>
+          <w:szCs w:val="24"/>
+        </w:rPr>
+        <w:t xml:space="preserve"> https://download.docker.com/linux/ubuntu/gpg | </w:t>
+      </w:r>
+      <w:proofErr w:type="spellStart"/>
+      <w:r>
+        <w:rPr>
+          <w:rFonts w:ascii="Calibri" w:eastAsia="Calibri" w:hAnsi="Calibri" w:cs="Calibri"/>
+          <w:b/>
+          <w:color w:val="404040" w:themeColor="text1" w:themeTint="BF"/>
+          <w:sz w:val="24"/>
+          <w:szCs w:val="24"/>
+        </w:rPr>
+        <w:t>sudo</w:t>
+      </w:r>
+      <w:proofErr w:type="spellEnd"/>
+      <w:r>
+        <w:rPr>
+          <w:rFonts w:ascii="Calibri" w:eastAsia="Calibri" w:hAnsi="Calibri" w:cs="Calibri"/>
+          <w:b/>
+          <w:color w:val="404040" w:themeColor="text1" w:themeTint="BF"/>
+          <w:sz w:val="24"/>
+          <w:szCs w:val="24"/>
+        </w:rPr>
+        <w:t xml:space="preserve"> </w:t>
+      </w:r>
+      <w:proofErr w:type="spellStart"/>
+      <w:r>
+        <w:rPr>
+          <w:rFonts w:ascii="Calibri" w:eastAsia="Calibri" w:hAnsi="Calibri" w:cs="Calibri"/>
+          <w:b/>
+          <w:color w:val="404040" w:themeColor="text1" w:themeTint="BF"/>
+          <w:sz w:val="24"/>
+          <w:szCs w:val="24"/>
+        </w:rPr>
+        <w:t>gpg</w:t>
+      </w:r>
+      <w:proofErr w:type="spellEnd"/>
+      <w:r>
+        <w:rPr>
+          <w:rFonts w:ascii="Calibri" w:eastAsia="Calibri" w:hAnsi="Calibri" w:cs="Calibri"/>
+          <w:b/>
+          <w:color w:val="404040" w:themeColor="text1" w:themeTint="BF"/>
+          <w:sz w:val="24"/>
+          <w:szCs w:val="24"/>
+        </w:rPr>
+        <w:t xml:space="preserve"> --</w:t>
+      </w:r>
+      <w:proofErr w:type="spellStart"/>
+      <w:r>
+        <w:rPr>
+          <w:rFonts w:ascii="Calibri" w:eastAsia="Calibri" w:hAnsi="Calibri" w:cs="Calibri"/>
+          <w:b/>
+          <w:color w:val="404040" w:themeColor="text1" w:themeTint="BF"/>
+          <w:sz w:val="24"/>
+          <w:szCs w:val="24"/>
+        </w:rPr>
+        <w:t>dearmor</w:t>
+      </w:r>
+      <w:proofErr w:type="spellEnd"/>
+      <w:r>
+        <w:rPr>
+          <w:rFonts w:ascii="Calibri" w:eastAsia="Calibri" w:hAnsi="Calibri" w:cs="Calibri"/>
+          <w:b/>
+          <w:color w:val="404040" w:themeColor="text1" w:themeTint="BF"/>
+          <w:sz w:val="24"/>
+          <w:szCs w:val="24"/>
+        </w:rPr>
+        <w:t xml:space="preserve"> -o /</w:t>
+      </w:r>
+      <w:proofErr w:type="spellStart"/>
+      <w:r>
+        <w:rPr>
+          <w:rFonts w:ascii="Calibri" w:eastAsia="Calibri" w:hAnsi="Calibri" w:cs="Calibri"/>
+          <w:b/>
+          <w:color w:val="404040" w:themeColor="text1" w:themeTint="BF"/>
+          <w:sz w:val="24"/>
+          <w:szCs w:val="24"/>
+        </w:rPr>
+        <w:t>usr</w:t>
+      </w:r>
+      <w:proofErr w:type="spellEnd"/>
+      <w:r>
+        <w:rPr>
+          <w:rFonts w:ascii="Calibri" w:eastAsia="Calibri" w:hAnsi="Calibri" w:cs="Calibri"/>
+          <w:b/>
+          <w:color w:val="404040" w:themeColor="text1" w:themeTint="BF"/>
+          <w:sz w:val="24"/>
+          <w:szCs w:val="24"/>
+        </w:rPr>
+        <w:t>/share/keyrings/docker-archive-</w:t>
+      </w:r>
+      <w:proofErr w:type="spellStart"/>
+      <w:r>
+        <w:rPr>
+          <w:rFonts w:ascii="Calibri" w:eastAsia="Calibri" w:hAnsi="Calibri" w:cs="Calibri"/>
+          <w:b/>
+          <w:color w:val="404040" w:themeColor="text1" w:themeTint="BF"/>
+          <w:sz w:val="24"/>
+          <w:szCs w:val="24"/>
+        </w:rPr>
+        <w:t>keyring.gpg</w:t>
+      </w:r>
+      <w:proofErr w:type="spellEnd"/>
     </w:p>
     <w:p>
       <w:pPr>
@@ -2569,7 +2715,139 @@
           <w:sz w:val="24"/>
           <w:szCs w:val="24"/>
         </w:rPr>
-        <w:t>echo "deb [arch=amd64 signed-by=/usr/share/keyrings/docker-archive-keyring.gpg] https://download.docker.com/linux/ubuntu $(lsb_release -cs) stable" | sudo tee /etc/apt/sources.list.d/docker.list &gt; /dev/null</w:t>
+        <w:t>echo "deb [arch=amd64 signed-by=/</w:t>
+      </w:r>
+      <w:proofErr w:type="spellStart"/>
+      <w:r>
+        <w:rPr>
+          <w:rFonts w:ascii="Calibri" w:eastAsia="Calibri" w:hAnsi="Calibri" w:cs="Calibri"/>
+          <w:b/>
+          <w:color w:val="404040" w:themeColor="text1" w:themeTint="BF"/>
+          <w:sz w:val="24"/>
+          <w:szCs w:val="24"/>
+        </w:rPr>
+        <w:t>usr</w:t>
+      </w:r>
+      <w:proofErr w:type="spellEnd"/>
+      <w:r>
+        <w:rPr>
+          <w:rFonts w:ascii="Calibri" w:eastAsia="Calibri" w:hAnsi="Calibri" w:cs="Calibri"/>
+          <w:b/>
+          <w:color w:val="404040" w:themeColor="text1" w:themeTint="BF"/>
+          <w:sz w:val="24"/>
+          <w:szCs w:val="24"/>
+        </w:rPr>
+        <w:t>/share/keyrings/docker-archive-</w:t>
+      </w:r>
+      <w:proofErr w:type="spellStart"/>
+      <w:r>
+        <w:rPr>
+          <w:rFonts w:ascii="Calibri" w:eastAsia="Calibri" w:hAnsi="Calibri" w:cs="Calibri"/>
+          <w:b/>
+          <w:color w:val="404040" w:themeColor="text1" w:themeTint="BF"/>
+          <w:sz w:val="24"/>
+          <w:szCs w:val="24"/>
+        </w:rPr>
+        <w:t>keyring.gpg</w:t>
+      </w:r>
+      <w:proofErr w:type="spellEnd"/>
+      <w:r>
+        <w:rPr>
+          <w:rFonts w:ascii="Calibri" w:eastAsia="Calibri" w:hAnsi="Calibri" w:cs="Calibri"/>
+          <w:b/>
+          <w:color w:val="404040" w:themeColor="text1" w:themeTint="BF"/>
+          <w:sz w:val="24"/>
+          <w:szCs w:val="24"/>
+        </w:rPr>
+        <w:t>] https://download.docker.com/linux/ubuntu $(</w:t>
+      </w:r>
+      <w:proofErr w:type="spellStart"/>
+      <w:r>
+        <w:rPr>
+          <w:rFonts w:ascii="Calibri" w:eastAsia="Calibri" w:hAnsi="Calibri" w:cs="Calibri"/>
+          <w:b/>
+          <w:color w:val="404040" w:themeColor="text1" w:themeTint="BF"/>
+          <w:sz w:val="24"/>
+          <w:szCs w:val="24"/>
+        </w:rPr>
+        <w:t>lsb_release</w:t>
+      </w:r>
+      <w:proofErr w:type="spellEnd"/>
+      <w:r>
+        <w:rPr>
+          <w:rFonts w:ascii="Calibri" w:eastAsia="Calibri" w:hAnsi="Calibri" w:cs="Calibri"/>
+          <w:b/>
+          <w:color w:val="404040" w:themeColor="text1" w:themeTint="BF"/>
+          <w:sz w:val="24"/>
+          <w:szCs w:val="24"/>
+        </w:rPr>
+        <w:t xml:space="preserve"> -cs) stable" | </w:t>
+      </w:r>
+      <w:proofErr w:type="spellStart"/>
+      <w:r>
+        <w:rPr>
+          <w:rFonts w:ascii="Calibri" w:eastAsia="Calibri" w:hAnsi="Calibri" w:cs="Calibri"/>
+          <w:b/>
+          <w:color w:val="404040" w:themeColor="text1" w:themeTint="BF"/>
+          <w:sz w:val="24"/>
+          <w:szCs w:val="24"/>
+        </w:rPr>
+        <w:t>sudo</w:t>
+      </w:r>
+      <w:proofErr w:type="spellEnd"/>
+      <w:r>
+        <w:rPr>
+          <w:rFonts w:ascii="Calibri" w:eastAsia="Calibri" w:hAnsi="Calibri" w:cs="Calibri"/>
+          <w:b/>
+          <w:color w:val="404040" w:themeColor="text1" w:themeTint="BF"/>
+          <w:sz w:val="24"/>
+          <w:szCs w:val="24"/>
+        </w:rPr>
+        <w:t xml:space="preserve"> tee /etc/apt/</w:t>
+      </w:r>
+      <w:proofErr w:type="spellStart"/>
+      <w:r>
+        <w:rPr>
+          <w:rFonts w:ascii="Calibri" w:eastAsia="Calibri" w:hAnsi="Calibri" w:cs="Calibri"/>
+          <w:b/>
+          <w:color w:val="404040" w:themeColor="text1" w:themeTint="BF"/>
+          <w:sz w:val="24"/>
+          <w:szCs w:val="24"/>
+        </w:rPr>
+        <w:t>sources.list.d</w:t>
+      </w:r>
+      <w:proofErr w:type="spellEnd"/>
+      <w:r>
+        <w:rPr>
+          <w:rFonts w:ascii="Calibri" w:eastAsia="Calibri" w:hAnsi="Calibri" w:cs="Calibri"/>
+          <w:b/>
+          <w:color w:val="404040" w:themeColor="text1" w:themeTint="BF"/>
+          <w:sz w:val="24"/>
+          <w:szCs w:val="24"/>
+        </w:rPr>
+        <w:t>/</w:t>
+      </w:r>
+      <w:proofErr w:type="spellStart"/>
+      <w:r>
+        <w:rPr>
+          <w:rFonts w:ascii="Calibri" w:eastAsia="Calibri" w:hAnsi="Calibri" w:cs="Calibri"/>
+          <w:b/>
+          <w:color w:val="404040" w:themeColor="text1" w:themeTint="BF"/>
+          <w:sz w:val="24"/>
+          <w:szCs w:val="24"/>
+        </w:rPr>
+        <w:t>docker.list</w:t>
+      </w:r>
+      <w:proofErr w:type="spellEnd"/>
+      <w:r>
+        <w:rPr>
+          <w:rFonts w:ascii="Calibri" w:eastAsia="Calibri" w:hAnsi="Calibri" w:cs="Calibri"/>
+          <w:b/>
+          <w:color w:val="404040" w:themeColor="text1" w:themeTint="BF"/>
+          <w:sz w:val="24"/>
+          <w:szCs w:val="24"/>
+        </w:rPr>
+        <w:t xml:space="preserve"> &gt; /dev/null</w:t>
       </w:r>
     </w:p>
     <w:p>
@@ -2963,7 +3241,51 @@
           <w:sz w:val="24"/>
           <w:szCs w:val="24"/>
         </w:rPr>
-        <w:t>apt install docker-ce docker-ce-cli containerd.io</w:t>
+        <w:t>apt install docker-</w:t>
+      </w:r>
+      <w:proofErr w:type="spellStart"/>
+      <w:r>
+        <w:rPr>
+          <w:rFonts w:ascii="Calibri" w:eastAsia="Calibri" w:hAnsi="Calibri" w:cs="Calibri"/>
+          <w:b/>
+          <w:color w:val="404040" w:themeColor="text1" w:themeTint="BF"/>
+          <w:sz w:val="24"/>
+          <w:szCs w:val="24"/>
+        </w:rPr>
+        <w:t>ce</w:t>
+      </w:r>
+      <w:proofErr w:type="spellEnd"/>
+      <w:r>
+        <w:rPr>
+          <w:rFonts w:ascii="Calibri" w:eastAsia="Calibri" w:hAnsi="Calibri" w:cs="Calibri"/>
+          <w:b/>
+          <w:color w:val="404040" w:themeColor="text1" w:themeTint="BF"/>
+          <w:sz w:val="24"/>
+          <w:szCs w:val="24"/>
+        </w:rPr>
+        <w:t xml:space="preserve"> docker-</w:t>
+      </w:r>
+      <w:proofErr w:type="spellStart"/>
+      <w:r>
+        <w:rPr>
+          <w:rFonts w:ascii="Calibri" w:eastAsia="Calibri" w:hAnsi="Calibri" w:cs="Calibri"/>
+          <w:b/>
+          <w:color w:val="404040" w:themeColor="text1" w:themeTint="BF"/>
+          <w:sz w:val="24"/>
+          <w:szCs w:val="24"/>
+        </w:rPr>
+        <w:t>ce</w:t>
+      </w:r>
+      <w:proofErr w:type="spellEnd"/>
+      <w:r>
+        <w:rPr>
+          <w:rFonts w:ascii="Calibri" w:eastAsia="Calibri" w:hAnsi="Calibri" w:cs="Calibri"/>
+          <w:b/>
+          <w:color w:val="404040" w:themeColor="text1" w:themeTint="BF"/>
+          <w:sz w:val="24"/>
+          <w:szCs w:val="24"/>
+        </w:rPr>
+        <w:t>-cli containerd.io</w:t>
       </w:r>
     </w:p>
     <w:p>
@@ -3539,45 +3861,69 @@
           <w:szCs w:val="24"/>
         </w:rPr>
       </w:pPr>
-      <w:r>
-        <w:rPr>
-          <w:rFonts w:ascii="Calibri" w:eastAsia="Calibri" w:hAnsi="Calibri" w:cs="Calibri"/>
-          <w:b/>
-          <w:color w:val="404040" w:themeColor="text1" w:themeTint="BF"/>
-          <w:sz w:val="24"/>
-          <w:szCs w:val="24"/>
-        </w:rPr>
-        <w:t>systemctl start docker</w:t>
-      </w:r>
-    </w:p>
-    <w:p>
-      <w:pPr>
-        <w:pStyle w:val="ListParagraph"/>
-        <w:pBdr>
-          <w:top w:val="nil"/>
-          <w:left w:val="nil"/>
-          <w:bottom w:val="nil"/>
-          <w:right w:val="nil"/>
-          <w:between w:val="nil"/>
-        </w:pBdr>
-        <w:spacing w:line="240" w:lineRule="auto"/>
-        <w:rPr>
-          <w:rFonts w:ascii="Calibri" w:eastAsia="Calibri" w:hAnsi="Calibri" w:cs="Calibri"/>
-          <w:b/>
-          <w:color w:val="404040" w:themeColor="text1" w:themeTint="BF"/>
-          <w:sz w:val="24"/>
-          <w:szCs w:val="24"/>
-        </w:rPr>
-      </w:pPr>
-      <w:r>
-        <w:rPr>
-          <w:rFonts w:ascii="Calibri" w:eastAsia="Calibri" w:hAnsi="Calibri" w:cs="Calibri"/>
-          <w:b/>
-          <w:color w:val="404040" w:themeColor="text1" w:themeTint="BF"/>
-          <w:sz w:val="24"/>
-          <w:szCs w:val="24"/>
-        </w:rPr>
-        <w:t>systemctl enable docker</w:t>
+      <w:proofErr w:type="spellStart"/>
+      <w:r>
+        <w:rPr>
+          <w:rFonts w:ascii="Calibri" w:eastAsia="Calibri" w:hAnsi="Calibri" w:cs="Calibri"/>
+          <w:b/>
+          <w:color w:val="404040" w:themeColor="text1" w:themeTint="BF"/>
+          <w:sz w:val="24"/>
+          <w:szCs w:val="24"/>
+        </w:rPr>
+        <w:t>systemctl</w:t>
+      </w:r>
+      <w:proofErr w:type="spellEnd"/>
+      <w:r>
+        <w:rPr>
+          <w:rFonts w:ascii="Calibri" w:eastAsia="Calibri" w:hAnsi="Calibri" w:cs="Calibri"/>
+          <w:b/>
+          <w:color w:val="404040" w:themeColor="text1" w:themeTint="BF"/>
+          <w:sz w:val="24"/>
+          <w:szCs w:val="24"/>
+        </w:rPr>
+        <w:t xml:space="preserve"> start docker</w:t>
+      </w:r>
+    </w:p>
+    <w:p>
+      <w:pPr>
+        <w:pStyle w:val="ListParagraph"/>
+        <w:pBdr>
+          <w:top w:val="nil"/>
+          <w:left w:val="nil"/>
+          <w:bottom w:val="nil"/>
+          <w:right w:val="nil"/>
+          <w:between w:val="nil"/>
+        </w:pBdr>
+        <w:spacing w:line="240" w:lineRule="auto"/>
+        <w:rPr>
+          <w:rFonts w:ascii="Calibri" w:eastAsia="Calibri" w:hAnsi="Calibri" w:cs="Calibri"/>
+          <w:b/>
+          <w:color w:val="404040" w:themeColor="text1" w:themeTint="BF"/>
+          <w:sz w:val="24"/>
+          <w:szCs w:val="24"/>
+        </w:rPr>
+      </w:pPr>
+      <w:proofErr w:type="spellStart"/>
+      <w:r>
+        <w:rPr>
+          <w:rFonts w:ascii="Calibri" w:eastAsia="Calibri" w:hAnsi="Calibri" w:cs="Calibri"/>
+          <w:b/>
+          <w:color w:val="404040" w:themeColor="text1" w:themeTint="BF"/>
+          <w:sz w:val="24"/>
+          <w:szCs w:val="24"/>
+        </w:rPr>
+        <w:t>systemctl</w:t>
+      </w:r>
+      <w:proofErr w:type="spellEnd"/>
+      <w:r>
+        <w:rPr>
+          <w:rFonts w:ascii="Calibri" w:eastAsia="Calibri" w:hAnsi="Calibri" w:cs="Calibri"/>
+          <w:b/>
+          <w:color w:val="404040" w:themeColor="text1" w:themeTint="BF"/>
+          <w:sz w:val="24"/>
+          <w:szCs w:val="24"/>
+        </w:rPr>
+        <w:t xml:space="preserve"> enable docker</w:t>
       </w:r>
     </w:p>
     <w:p>
@@ -3869,8 +4215,20 @@
           <w:sz w:val="24"/>
           <w:szCs w:val="24"/>
         </w:rPr>
-        <w:t>docker pull mysql</w:t>
-      </w:r>
+        <w:t xml:space="preserve">docker pull </w:t>
+      </w:r>
+      <w:proofErr w:type="spellStart"/>
+      <w:r>
+        <w:rPr>
+          <w:rFonts w:ascii="Calibri" w:eastAsia="Calibri" w:hAnsi="Calibri" w:cs="Calibri"/>
+          <w:b/>
+          <w:color w:val="404040" w:themeColor="text1" w:themeTint="BF"/>
+          <w:sz w:val="24"/>
+          <w:szCs w:val="24"/>
+        </w:rPr>
+        <w:t>mysql</w:t>
+      </w:r>
+      <w:proofErr w:type="spellEnd"/>
     </w:p>
     <w:p>
       <w:pPr>
@@ -4014,15 +4372,27 @@
         </w:rPr>
         <w:t xml:space="preserve">Create a Docker volume or bind mount to store your database data persistently. For example, create a volume named </w:t>
       </w:r>
-      <w:r>
-        <w:rPr>
-          <w:rFonts w:ascii="Calibri" w:eastAsia="Calibri" w:hAnsi="Calibri" w:cs="Calibri"/>
-          <w:b/>
-          <w:color w:val="404040" w:themeColor="text1" w:themeTint="BF"/>
-          <w:sz w:val="24"/>
-          <w:szCs w:val="24"/>
-        </w:rPr>
-        <w:t>mysql-data</w:t>
+      <w:proofErr w:type="spellStart"/>
+      <w:r>
+        <w:rPr>
+          <w:rFonts w:ascii="Calibri" w:eastAsia="Calibri" w:hAnsi="Calibri" w:cs="Calibri"/>
+          <w:b/>
+          <w:color w:val="404040" w:themeColor="text1" w:themeTint="BF"/>
+          <w:sz w:val="24"/>
+          <w:szCs w:val="24"/>
+        </w:rPr>
+        <w:t>mysql</w:t>
+      </w:r>
+      <w:proofErr w:type="spellEnd"/>
+      <w:r>
+        <w:rPr>
+          <w:rFonts w:ascii="Calibri" w:eastAsia="Calibri" w:hAnsi="Calibri" w:cs="Calibri"/>
+          <w:b/>
+          <w:color w:val="404040" w:themeColor="text1" w:themeTint="BF"/>
+          <w:sz w:val="24"/>
+          <w:szCs w:val="24"/>
+        </w:rPr>
+        <w:t>-data</w:t>
       </w:r>
       <w:r>
         <w:rPr>
@@ -4062,7 +4432,29 @@
           <w:sz w:val="24"/>
           <w:szCs w:val="24"/>
         </w:rPr>
-        <w:t>docker volume create mysql-data</w:t>
+        <w:t xml:space="preserve">docker volume create </w:t>
+      </w:r>
+      <w:proofErr w:type="spellStart"/>
+      <w:r>
+        <w:rPr>
+          <w:rFonts w:ascii="Calibri" w:eastAsia="Calibri" w:hAnsi="Calibri" w:cs="Calibri"/>
+          <w:b/>
+          <w:color w:val="404040" w:themeColor="text1" w:themeTint="BF"/>
+          <w:sz w:val="24"/>
+          <w:szCs w:val="24"/>
+        </w:rPr>
+        <w:t>mysql</w:t>
+      </w:r>
+      <w:proofErr w:type="spellEnd"/>
+      <w:r>
+        <w:rPr>
+          <w:rFonts w:ascii="Calibri" w:eastAsia="Calibri" w:hAnsi="Calibri" w:cs="Calibri"/>
+          <w:b/>
+          <w:color w:val="404040" w:themeColor="text1" w:themeTint="BF"/>
+          <w:sz w:val="24"/>
+          <w:szCs w:val="24"/>
+        </w:rPr>
+        <w:t>-data</w:t>
       </w:r>
     </w:p>
     <w:p>
@@ -4286,8 +4678,86 @@
           <w:sz w:val="24"/>
           <w:szCs w:val="24"/>
         </w:rPr>
-        <w:t>docker run --name my-mysql -e MYSQL_ROOT_PASSWORD=secret -v mysql-data:/var/lib/mysql -d mysql</w:t>
-      </w:r>
+        <w:t>docker run --name my-</w:t>
+      </w:r>
+      <w:proofErr w:type="spellStart"/>
+      <w:r>
+        <w:rPr>
+          <w:rFonts w:ascii="Calibri" w:eastAsia="Calibri" w:hAnsi="Calibri" w:cs="Calibri"/>
+          <w:b/>
+          <w:color w:val="404040" w:themeColor="text1" w:themeTint="BF"/>
+          <w:sz w:val="24"/>
+          <w:szCs w:val="24"/>
+        </w:rPr>
+        <w:t>mysql</w:t>
+      </w:r>
+      <w:proofErr w:type="spellEnd"/>
+      <w:r>
+        <w:rPr>
+          <w:rFonts w:ascii="Calibri" w:eastAsia="Calibri" w:hAnsi="Calibri" w:cs="Calibri"/>
+          <w:b/>
+          <w:color w:val="404040" w:themeColor="text1" w:themeTint="BF"/>
+          <w:sz w:val="24"/>
+          <w:szCs w:val="24"/>
+        </w:rPr>
+        <w:t xml:space="preserve"> -e MYSQL_ROOT_PASSWORD=secret -v </w:t>
+      </w:r>
+      <w:proofErr w:type="spellStart"/>
+      <w:r>
+        <w:rPr>
+          <w:rFonts w:ascii="Calibri" w:eastAsia="Calibri" w:hAnsi="Calibri" w:cs="Calibri"/>
+          <w:b/>
+          <w:color w:val="404040" w:themeColor="text1" w:themeTint="BF"/>
+          <w:sz w:val="24"/>
+          <w:szCs w:val="24"/>
+        </w:rPr>
+        <w:t>mysql</w:t>
+      </w:r>
+      <w:proofErr w:type="spellEnd"/>
+      <w:r>
+        <w:rPr>
+          <w:rFonts w:ascii="Calibri" w:eastAsia="Calibri" w:hAnsi="Calibri" w:cs="Calibri"/>
+          <w:b/>
+          <w:color w:val="404040" w:themeColor="text1" w:themeTint="BF"/>
+          <w:sz w:val="24"/>
+          <w:szCs w:val="24"/>
+        </w:rPr>
+        <w:t>-data:/var/lib/</w:t>
+      </w:r>
+      <w:proofErr w:type="spellStart"/>
+      <w:r>
+        <w:rPr>
+          <w:rFonts w:ascii="Calibri" w:eastAsia="Calibri" w:hAnsi="Calibri" w:cs="Calibri"/>
+          <w:b/>
+          <w:color w:val="404040" w:themeColor="text1" w:themeTint="BF"/>
+          <w:sz w:val="24"/>
+          <w:szCs w:val="24"/>
+        </w:rPr>
+        <w:t>mysql</w:t>
+      </w:r>
+      <w:proofErr w:type="spellEnd"/>
+      <w:r>
+        <w:rPr>
+          <w:rFonts w:ascii="Calibri" w:eastAsia="Calibri" w:hAnsi="Calibri" w:cs="Calibri"/>
+          <w:b/>
+          <w:color w:val="404040" w:themeColor="text1" w:themeTint="BF"/>
+          <w:sz w:val="24"/>
+          <w:szCs w:val="24"/>
+        </w:rPr>
+        <w:t xml:space="preserve"> -d </w:t>
+      </w:r>
+      <w:proofErr w:type="spellStart"/>
+      <w:r>
+        <w:rPr>
+          <w:rFonts w:ascii="Calibri" w:eastAsia="Calibri" w:hAnsi="Calibri" w:cs="Calibri"/>
+          <w:b/>
+          <w:color w:val="404040" w:themeColor="text1" w:themeTint="BF"/>
+          <w:sz w:val="24"/>
+          <w:szCs w:val="24"/>
+        </w:rPr>
+        <w:t>mysql</w:t>
+      </w:r>
+      <w:proofErr w:type="spellEnd"/>
     </w:p>
     <w:p>
       <w:pPr>
@@ -4640,8 +5110,20 @@
           <w:sz w:val="24"/>
           <w:szCs w:val="24"/>
         </w:rPr>
-        <w:t>docker ps</w:t>
-      </w:r>
+        <w:t xml:space="preserve">docker </w:t>
+      </w:r>
+      <w:proofErr w:type="spellStart"/>
+      <w:r>
+        <w:rPr>
+          <w:rFonts w:ascii="Calibri" w:eastAsia="Calibri" w:hAnsi="Calibri" w:cs="Calibri"/>
+          <w:b/>
+          <w:color w:val="404040" w:themeColor="text1" w:themeTint="BF"/>
+          <w:sz w:val="24"/>
+          <w:szCs w:val="24"/>
+        </w:rPr>
+        <w:t>ps</w:t>
+      </w:r>
+      <w:proofErr w:type="spellEnd"/>
     </w:p>
     <w:p>
       <w:pPr>
@@ -4910,7 +5392,51 @@
           <w:sz w:val="24"/>
           <w:szCs w:val="24"/>
         </w:rPr>
-        <w:t>docker exec -it my-mysql mysql -p</w:t>
+        <w:t>docker exec -it my-</w:t>
+      </w:r>
+      <w:proofErr w:type="spellStart"/>
+      <w:r>
+        <w:rPr>
+          <w:rFonts w:ascii="Calibri" w:eastAsia="Calibri" w:hAnsi="Calibri" w:cs="Calibri"/>
+          <w:b/>
+          <w:color w:val="404040" w:themeColor="text1" w:themeTint="BF"/>
+          <w:sz w:val="24"/>
+          <w:szCs w:val="24"/>
+        </w:rPr>
+        <w:t>mysql</w:t>
+      </w:r>
+      <w:proofErr w:type="spellEnd"/>
+      <w:r>
+        <w:rPr>
+          <w:rFonts w:ascii="Calibri" w:eastAsia="Calibri" w:hAnsi="Calibri" w:cs="Calibri"/>
+          <w:b/>
+          <w:color w:val="404040" w:themeColor="text1" w:themeTint="BF"/>
+          <w:sz w:val="24"/>
+          <w:szCs w:val="24"/>
+        </w:rPr>
+        <w:t xml:space="preserve"> </w:t>
+      </w:r>
+      <w:proofErr w:type="spellStart"/>
+      <w:r>
+        <w:rPr>
+          <w:rFonts w:ascii="Calibri" w:eastAsia="Calibri" w:hAnsi="Calibri" w:cs="Calibri"/>
+          <w:b/>
+          <w:color w:val="404040" w:themeColor="text1" w:themeTint="BF"/>
+          <w:sz w:val="24"/>
+          <w:szCs w:val="24"/>
+        </w:rPr>
+        <w:t>mysql</w:t>
+      </w:r>
+      <w:proofErr w:type="spellEnd"/>
+      <w:r>
+        <w:rPr>
+          <w:rFonts w:ascii="Calibri" w:eastAsia="Calibri" w:hAnsi="Calibri" w:cs="Calibri"/>
+          <w:b/>
+          <w:color w:val="404040" w:themeColor="text1" w:themeTint="BF"/>
+          <w:sz w:val="24"/>
+          <w:szCs w:val="24"/>
+        </w:rPr>
+        <w:t xml:space="preserve"> -p</w:t>
       </w:r>
     </w:p>
     <w:p>
@@ -5247,6 +5773,7 @@
         </w:rPr>
         <w:t xml:space="preserve">perform queries. For example, create a database named </w:t>
       </w:r>
+      <w:proofErr w:type="spellStart"/>
       <w:r>
         <w:rPr>
           <w:rFonts w:ascii="Calibri" w:eastAsia="Calibri" w:hAnsi="Calibri" w:cs="Calibri"/>
@@ -5257,6 +5784,7 @@
         </w:rPr>
         <w:t>testdb</w:t>
       </w:r>
+      <w:proofErr w:type="spellEnd"/>
       <w:r>
         <w:rPr>
           <w:rFonts w:ascii="Calibri" w:eastAsia="Calibri" w:hAnsi="Calibri" w:cs="Calibri"/>
@@ -5295,8 +5823,332 @@
           <w:sz w:val="24"/>
           <w:szCs w:val="24"/>
         </w:rPr>
-        <w:t>CREATE DATABASE testdb;</w:t>
-      </w:r>
+        <w:t xml:space="preserve">CREATE DATABASE </w:t>
+      </w:r>
+      <w:proofErr w:type="spellStart"/>
+      <w:r>
+        <w:rPr>
+          <w:rFonts w:ascii="Calibri" w:eastAsia="Calibri" w:hAnsi="Calibri" w:cs="Calibri"/>
+          <w:b/>
+          <w:color w:val="404040" w:themeColor="text1" w:themeTint="BF"/>
+          <w:sz w:val="24"/>
+          <w:szCs w:val="24"/>
+        </w:rPr>
+        <w:t>testdb</w:t>
+      </w:r>
+      <w:proofErr w:type="spellEnd"/>
+      <w:r>
+        <w:rPr>
+          <w:rFonts w:ascii="Calibri" w:eastAsia="Calibri" w:hAnsi="Calibri" w:cs="Calibri"/>
+          <w:b/>
+          <w:color w:val="404040" w:themeColor="text1" w:themeTint="BF"/>
+          <w:sz w:val="24"/>
+          <w:szCs w:val="24"/>
+        </w:rPr>
+        <w:t>;</w:t>
+      </w:r>
+    </w:p>
+    <w:p>
+      <w:pPr>
+        <w:pStyle w:val="ListParagraph"/>
+        <w:pBdr>
+          <w:top w:val="nil"/>
+          <w:left w:val="nil"/>
+          <w:bottom w:val="nil"/>
+          <w:right w:val="nil"/>
+          <w:between w:val="nil"/>
+        </w:pBdr>
+        <w:spacing w:line="240" w:lineRule="auto"/>
+        <w:rPr>
+          <w:rFonts w:ascii="Calibri" w:eastAsia="Calibri" w:hAnsi="Calibri" w:cs="Calibri"/>
+          <w:b/>
+          <w:color w:val="404040" w:themeColor="text1" w:themeTint="BF"/>
+          <w:sz w:val="24"/>
+          <w:szCs w:val="24"/>
+        </w:rPr>
+      </w:pPr>
+    </w:p>
+    <w:p>
+      <w:pPr>
+        <w:pStyle w:val="ListParagraph"/>
+        <w:pBdr>
+          <w:top w:val="nil"/>
+          <w:left w:val="nil"/>
+          <w:bottom w:val="nil"/>
+          <w:right w:val="nil"/>
+          <w:between w:val="nil"/>
+        </w:pBdr>
+        <w:spacing w:line="240" w:lineRule="auto"/>
+        <w:rPr>
+          <w:rFonts w:ascii="Calibri" w:eastAsia="Calibri" w:hAnsi="Calibri" w:cs="Calibri"/>
+          <w:b/>
+          <w:color w:val="404040" w:themeColor="text1" w:themeTint="BF"/>
+          <w:sz w:val="24"/>
+          <w:szCs w:val="24"/>
+        </w:rPr>
+      </w:pPr>
+    </w:p>
+    <w:p>
+      <w:pPr>
+        <w:pStyle w:val="ListParagraph"/>
+        <w:pBdr>
+          <w:top w:val="nil"/>
+          <w:left w:val="nil"/>
+          <w:bottom w:val="nil"/>
+          <w:right w:val="nil"/>
+          <w:between w:val="nil"/>
+        </w:pBdr>
+        <w:spacing w:line="240" w:lineRule="auto"/>
+        <w:rPr>
+          <w:rFonts w:ascii="Calibri" w:eastAsia="Calibri" w:hAnsi="Calibri" w:cs="Calibri"/>
+          <w:b/>
+          <w:color w:val="404040" w:themeColor="text1" w:themeTint="BF"/>
+          <w:sz w:val="24"/>
+          <w:szCs w:val="24"/>
+        </w:rPr>
+      </w:pPr>
+      <w:r>
+        <w:rPr>
+          <w:rFonts w:ascii="Calibri" w:eastAsia="Calibri" w:hAnsi="Calibri" w:cs="Calibri"/>
+          <w:b/>
+          <w:color w:val="404040" w:themeColor="text1" w:themeTint="BF"/>
+          <w:sz w:val="24"/>
+          <w:szCs w:val="24"/>
+        </w:rPr>
+        <w:t xml:space="preserve">use </w:t>
+      </w:r>
+      <w:proofErr w:type="spellStart"/>
+      <w:r>
+        <w:rPr>
+          <w:rFonts w:ascii="Calibri" w:eastAsia="Calibri" w:hAnsi="Calibri" w:cs="Calibri"/>
+          <w:b/>
+          <w:color w:val="404040" w:themeColor="text1" w:themeTint="BF"/>
+          <w:sz w:val="24"/>
+          <w:szCs w:val="24"/>
+        </w:rPr>
+        <w:t>testdb</w:t>
+      </w:r>
+      <w:proofErr w:type="spellEnd"/>
+      <w:r>
+        <w:rPr>
+          <w:rFonts w:ascii="Calibri" w:eastAsia="Calibri" w:hAnsi="Calibri" w:cs="Calibri"/>
+          <w:b/>
+          <w:color w:val="404040" w:themeColor="text1" w:themeTint="BF"/>
+          <w:sz w:val="24"/>
+          <w:szCs w:val="24"/>
+        </w:rPr>
+        <w:t>;</w:t>
+      </w:r>
+    </w:p>
+    <w:p>
+      <w:pPr>
+        <w:pStyle w:val="ListParagraph"/>
+        <w:pBdr>
+          <w:top w:val="nil"/>
+          <w:left w:val="nil"/>
+          <w:bottom w:val="nil"/>
+          <w:right w:val="nil"/>
+          <w:between w:val="nil"/>
+        </w:pBdr>
+        <w:spacing w:line="240" w:lineRule="auto"/>
+        <w:rPr>
+          <w:rFonts w:ascii="Calibri" w:eastAsia="Calibri" w:hAnsi="Calibri" w:cs="Calibri"/>
+          <w:b/>
+          <w:color w:val="404040" w:themeColor="text1" w:themeTint="BF"/>
+          <w:sz w:val="24"/>
+          <w:szCs w:val="24"/>
+        </w:rPr>
+      </w:pPr>
+    </w:p>
+    <w:p>
+      <w:pPr>
+        <w:pStyle w:val="ListParagraph"/>
+        <w:pBdr>
+          <w:top w:val="nil"/>
+          <w:left w:val="nil"/>
+          <w:bottom w:val="nil"/>
+          <w:right w:val="nil"/>
+          <w:between w:val="nil"/>
+        </w:pBdr>
+        <w:spacing w:line="240" w:lineRule="auto"/>
+        <w:rPr>
+          <w:rFonts w:ascii="Calibri" w:eastAsia="Calibri" w:hAnsi="Calibri" w:cs="Calibri"/>
+          <w:b/>
+          <w:color w:val="404040" w:themeColor="text1" w:themeTint="BF"/>
+          <w:sz w:val="24"/>
+          <w:szCs w:val="24"/>
+        </w:rPr>
+      </w:pPr>
+      <w:r>
+        <w:rPr>
+          <w:rFonts w:ascii="Calibri" w:eastAsia="Calibri" w:hAnsi="Calibri" w:cs="Calibri"/>
+          <w:b/>
+          <w:color w:val="404040" w:themeColor="text1" w:themeTint="BF"/>
+          <w:sz w:val="24"/>
+          <w:szCs w:val="24"/>
+        </w:rPr>
+        <w:t>create table emp (id integer, name text);</w:t>
+      </w:r>
+    </w:p>
+    <w:p>
+      <w:pPr>
+        <w:pStyle w:val="ListParagraph"/>
+        <w:pBdr>
+          <w:top w:val="nil"/>
+          <w:left w:val="nil"/>
+          <w:bottom w:val="nil"/>
+          <w:right w:val="nil"/>
+          <w:between w:val="nil"/>
+        </w:pBdr>
+        <w:spacing w:line="240" w:lineRule="auto"/>
+        <w:rPr>
+          <w:rFonts w:ascii="Calibri" w:eastAsia="Calibri" w:hAnsi="Calibri" w:cs="Calibri"/>
+          <w:b/>
+          <w:color w:val="404040" w:themeColor="text1" w:themeTint="BF"/>
+          <w:sz w:val="24"/>
+          <w:szCs w:val="24"/>
+        </w:rPr>
+      </w:pPr>
+    </w:p>
+    <w:p>
+      <w:pPr>
+        <w:pStyle w:val="ListParagraph"/>
+        <w:pBdr>
+          <w:top w:val="nil"/>
+          <w:left w:val="nil"/>
+          <w:bottom w:val="nil"/>
+          <w:right w:val="nil"/>
+          <w:between w:val="nil"/>
+        </w:pBdr>
+        <w:spacing w:line="240" w:lineRule="auto"/>
+        <w:rPr>
+          <w:rFonts w:ascii="Calibri" w:eastAsia="Calibri" w:hAnsi="Calibri" w:cs="Calibri"/>
+          <w:b/>
+          <w:color w:val="404040" w:themeColor="text1" w:themeTint="BF"/>
+          <w:sz w:val="24"/>
+          <w:szCs w:val="24"/>
+        </w:rPr>
+      </w:pPr>
+      <w:r>
+        <w:rPr>
+          <w:rFonts w:ascii="Calibri" w:eastAsia="Calibri" w:hAnsi="Calibri" w:cs="Calibri"/>
+          <w:b/>
+          <w:color w:val="404040" w:themeColor="text1" w:themeTint="BF"/>
+          <w:sz w:val="24"/>
+          <w:szCs w:val="24"/>
+        </w:rPr>
+        <w:t>insert into emp values(101,"H</w:t>
+      </w:r>
+      <w:r>
+        <w:rPr>
+          <w:rFonts w:ascii="Calibri" w:eastAsia="Calibri" w:hAnsi="Calibri" w:cs="Calibri"/>
+          <w:b/>
+          <w:color w:val="404040" w:themeColor="text1" w:themeTint="BF"/>
+          <w:sz w:val="24"/>
+          <w:szCs w:val="24"/>
+        </w:rPr>
+        <w:t>i</w:t>
+      </w:r>
+      <w:r>
+        <w:rPr>
+          <w:rFonts w:ascii="Calibri" w:eastAsia="Calibri" w:hAnsi="Calibri" w:cs="Calibri"/>
+          <w:b/>
+          <w:color w:val="404040" w:themeColor="text1" w:themeTint="BF"/>
+          <w:sz w:val="24"/>
+          <w:szCs w:val="24"/>
+        </w:rPr>
+        <w:t>tesh");</w:t>
+      </w:r>
+    </w:p>
+    <w:p>
+      <w:pPr>
+        <w:pStyle w:val="ListParagraph"/>
+        <w:pBdr>
+          <w:top w:val="nil"/>
+          <w:left w:val="nil"/>
+          <w:bottom w:val="nil"/>
+          <w:right w:val="nil"/>
+          <w:between w:val="nil"/>
+        </w:pBdr>
+        <w:spacing w:line="240" w:lineRule="auto"/>
+        <w:rPr>
+          <w:rFonts w:ascii="Calibri" w:eastAsia="Calibri" w:hAnsi="Calibri" w:cs="Calibri"/>
+          <w:b/>
+          <w:color w:val="404040" w:themeColor="text1" w:themeTint="BF"/>
+          <w:sz w:val="24"/>
+          <w:szCs w:val="24"/>
+        </w:rPr>
+      </w:pPr>
+    </w:p>
+    <w:p>
+      <w:pPr>
+        <w:pStyle w:val="ListParagraph"/>
+        <w:pBdr>
+          <w:top w:val="nil"/>
+          <w:left w:val="nil"/>
+          <w:bottom w:val="nil"/>
+          <w:right w:val="nil"/>
+          <w:between w:val="nil"/>
+        </w:pBdr>
+        <w:spacing w:line="240" w:lineRule="auto"/>
+        <w:rPr>
+          <w:rFonts w:ascii="Calibri" w:eastAsia="Calibri" w:hAnsi="Calibri" w:cs="Calibri"/>
+          <w:b/>
+          <w:color w:val="404040" w:themeColor="text1" w:themeTint="BF"/>
+          <w:sz w:val="24"/>
+          <w:szCs w:val="24"/>
+        </w:rPr>
+      </w:pPr>
+    </w:p>
+    <w:p>
+      <w:pPr>
+        <w:pStyle w:val="ListParagraph"/>
+        <w:pBdr>
+          <w:top w:val="nil"/>
+          <w:left w:val="nil"/>
+          <w:bottom w:val="nil"/>
+          <w:right w:val="nil"/>
+          <w:between w:val="nil"/>
+        </w:pBdr>
+        <w:spacing w:line="240" w:lineRule="auto"/>
+        <w:rPr>
+          <w:rFonts w:ascii="Calibri" w:eastAsia="Calibri" w:hAnsi="Calibri" w:cs="Calibri"/>
+          <w:b/>
+          <w:color w:val="404040" w:themeColor="text1" w:themeTint="BF"/>
+          <w:sz w:val="24"/>
+          <w:szCs w:val="24"/>
+        </w:rPr>
+      </w:pPr>
+      <w:r>
+        <w:rPr>
+          <w:rFonts w:ascii="Calibri" w:eastAsia="Calibri" w:hAnsi="Calibri" w:cs="Calibri"/>
+          <w:b/>
+          <w:color w:val="404040" w:themeColor="text1" w:themeTint="BF"/>
+          <w:sz w:val="24"/>
+          <w:szCs w:val="24"/>
+        </w:rPr>
+        <w:t>select * from emp;</w:t>
+      </w:r>
+    </w:p>
+    <w:p>
+      <w:pPr>
+        <w:pStyle w:val="ListParagraph"/>
+        <w:pBdr>
+          <w:top w:val="nil"/>
+          <w:left w:val="nil"/>
+          <w:bottom w:val="nil"/>
+          <w:right w:val="nil"/>
+          <w:between w:val="nil"/>
+        </w:pBdr>
+        <w:spacing w:line="240" w:lineRule="auto"/>
+        <w:rPr>
+          <w:rFonts w:ascii="Calibri" w:eastAsia="Calibri" w:hAnsi="Calibri" w:cs="Calibri"/>
+          <w:b/>
+          <w:color w:val="404040" w:themeColor="text1" w:themeTint="BF"/>
+          <w:sz w:val="24"/>
+          <w:szCs w:val="24"/>
+        </w:rPr>
+      </w:pPr>
     </w:p>
     <w:p>
       <w:pPr>
@@ -5410,19 +6262,100 @@
     </w:p>
     <w:p>
       <w:pPr>
-        <w:pStyle w:val="ListParagraph"/>
-        <w:numPr>
-          <w:ilvl w:val="0"/>
-          <w:numId w:val="44"/>
-        </w:numPr>
-        <w:pBdr>
-          <w:top w:val="nil"/>
-          <w:left w:val="nil"/>
-          <w:bottom w:val="nil"/>
-          <w:right w:val="nil"/>
-          <w:between w:val="nil"/>
-        </w:pBdr>
-        <w:spacing w:line="240" w:lineRule="auto"/>
+        <w:pBdr>
+          <w:top w:val="nil"/>
+          <w:left w:val="nil"/>
+          <w:bottom w:val="nil"/>
+          <w:right w:val="nil"/>
+          <w:between w:val="nil"/>
+        </w:pBdr>
+        <w:spacing w:line="240" w:lineRule="auto"/>
+        <w:ind w:left="360"/>
+        <w:rPr>
+          <w:rFonts w:ascii="Calibri" w:eastAsia="Calibri" w:hAnsi="Calibri" w:cs="Calibri"/>
+          <w:bCs/>
+          <w:color w:val="404040" w:themeColor="text1" w:themeTint="BF"/>
+          <w:sz w:val="24"/>
+          <w:szCs w:val="24"/>
+        </w:rPr>
+      </w:pPr>
+      <w:r>
+        <w:rPr>
+          <w:rFonts w:ascii="Calibri" w:eastAsia="Calibri" w:hAnsi="Calibri" w:cs="Calibri"/>
+          <w:bCs/>
+          <w:color w:val="404040" w:themeColor="text1" w:themeTint="BF"/>
+          <w:sz w:val="24"/>
+          <w:szCs w:val="24"/>
+        </w:rPr>
+        <w:lastRenderedPageBreak/>
+        <w:drawing>
+          <wp:inline distT="0" distB="0" distL="0" distR="0" wp14:anchorId="026FCA8D" wp14:editId="15BA4457">
+            <wp:extent cx="5249008" cy="3143689"/>
+            <wp:effectExtent l="0" t="0" r="8890" b="0"/>
+            <wp:docPr id="1517361450" name="Picture 1"/>
+            <wp:cNvGraphicFramePr>
+              <a:graphicFrameLocks xmlns:a="http://schemas.openxmlformats.org/drawingml/2006/main" noChangeAspect="1"/>
+            </wp:cNvGraphicFramePr>
+            <a:graphic xmlns:a="http://schemas.openxmlformats.org/drawingml/2006/main">
+              <a:graphicData uri="http://schemas.openxmlformats.org/drawingml/2006/picture">
+                <pic:pic xmlns:pic="http://schemas.openxmlformats.org/drawingml/2006/picture">
+                  <pic:nvPicPr>
+                    <pic:cNvPr id="1517361450" name=""/>
+                    <pic:cNvPicPr/>
+                  </pic:nvPicPr>
+                  <pic:blipFill>
+                    <a:blip r:embed="rId27"/>
+                    <a:stretch>
+                      <a:fillRect/>
+                    </a:stretch>
+                  </pic:blipFill>
+                  <pic:spPr>
+                    <a:xfrm>
+                      <a:off x="0" y="0"/>
+                      <a:ext cx="5249008" cy="3143689"/>
+                    </a:xfrm>
+                    <a:prstGeom prst="rect">
+                      <a:avLst/>
+                    </a:prstGeom>
+                  </pic:spPr>
+                </pic:pic>
+              </a:graphicData>
+            </a:graphic>
+          </wp:inline>
+        </w:drawing>
+      </w:r>
+    </w:p>
+    <w:p>
+      <w:pPr>
+        <w:pBdr>
+          <w:top w:val="nil"/>
+          <w:left w:val="nil"/>
+          <w:bottom w:val="nil"/>
+          <w:right w:val="nil"/>
+          <w:between w:val="nil"/>
+        </w:pBdr>
+        <w:spacing w:line="240" w:lineRule="auto"/>
+        <w:ind w:left="360"/>
+        <w:rPr>
+          <w:rFonts w:ascii="Calibri" w:eastAsia="Calibri" w:hAnsi="Calibri" w:cs="Calibri"/>
+          <w:bCs/>
+          <w:color w:val="404040" w:themeColor="text1" w:themeTint="BF"/>
+          <w:sz w:val="24"/>
+          <w:szCs w:val="24"/>
+        </w:rPr>
+      </w:pPr>
+    </w:p>
+    <w:p>
+      <w:pPr>
+        <w:pBdr>
+          <w:top w:val="nil"/>
+          <w:left w:val="nil"/>
+          <w:bottom w:val="nil"/>
+          <w:right w:val="nil"/>
+          <w:between w:val="nil"/>
+        </w:pBdr>
+        <w:spacing w:line="240" w:lineRule="auto"/>
+        <w:ind w:left="360"/>
         <w:rPr>
           <w:rFonts w:ascii="Calibri" w:eastAsia="Calibri" w:hAnsi="Calibri" w:cs="Calibri"/>
           <w:bCs/>
@@ -5536,7 +6469,7 @@
                     <pic:cNvPicPr/>
                   </pic:nvPicPr>
                   <pic:blipFill>
-                    <a:blip r:embed="rId27"/>
+                    <a:blip r:embed="rId28"/>
                     <a:stretch>
                       <a:fillRect/>
                     </a:stretch>
@@ -5853,57 +6786,135 @@
           <w:sz w:val="24"/>
           <w:szCs w:val="24"/>
         </w:rPr>
-        <w:t xml:space="preserve"> -e MYSQL_ROOT_PASSWORD=secret -v mysql-data:/var/lib/mysql -p 33060:3306 -d mysql</w:t>
-      </w:r>
-    </w:p>
-    <w:p>
-      <w:pPr>
-        <w:pStyle w:val="ListParagraph"/>
-        <w:pBdr>
-          <w:top w:val="nil"/>
-          <w:left w:val="nil"/>
-          <w:bottom w:val="nil"/>
-          <w:right w:val="nil"/>
-          <w:between w:val="nil"/>
-        </w:pBdr>
-        <w:spacing w:line="240" w:lineRule="auto"/>
-        <w:rPr>
-          <w:rFonts w:ascii="Calibri" w:eastAsia="Calibri" w:hAnsi="Calibri" w:cs="Calibri"/>
-          <w:b/>
-          <w:color w:val="404040" w:themeColor="text1" w:themeTint="BF"/>
-          <w:sz w:val="24"/>
-          <w:szCs w:val="24"/>
-        </w:rPr>
-      </w:pPr>
-    </w:p>
-    <w:p>
-      <w:pPr>
-        <w:pStyle w:val="ListParagraph"/>
-        <w:pBdr>
-          <w:top w:val="nil"/>
-          <w:left w:val="nil"/>
-          <w:bottom w:val="nil"/>
-          <w:right w:val="nil"/>
-          <w:between w:val="nil"/>
-        </w:pBdr>
-        <w:spacing w:line="240" w:lineRule="auto"/>
-        <w:rPr>
-          <w:rFonts w:ascii="Calibri" w:eastAsia="Calibri" w:hAnsi="Calibri" w:cs="Calibri"/>
-          <w:b/>
-          <w:color w:val="404040" w:themeColor="text1" w:themeTint="BF"/>
-          <w:sz w:val="24"/>
-          <w:szCs w:val="24"/>
-        </w:rPr>
-      </w:pPr>
-      <w:r>
-        <w:rPr>
-          <w:rFonts w:ascii="Calibri" w:eastAsia="Calibri" w:hAnsi="Calibri" w:cs="Calibri"/>
-          <w:b/>
-          <w:color w:val="404040" w:themeColor="text1" w:themeTint="BF"/>
-          <w:sz w:val="24"/>
-          <w:szCs w:val="24"/>
-        </w:rPr>
-        <w:t>docker ps -a</w:t>
+        <w:t xml:space="preserve"> -e MYSQL_ROOT_PASSWORD=secret -v </w:t>
+      </w:r>
+      <w:proofErr w:type="spellStart"/>
+      <w:r>
+        <w:rPr>
+          <w:rFonts w:ascii="Calibri" w:eastAsia="Calibri" w:hAnsi="Calibri" w:cs="Calibri"/>
+          <w:b/>
+          <w:color w:val="404040" w:themeColor="text1" w:themeTint="BF"/>
+          <w:sz w:val="24"/>
+          <w:szCs w:val="24"/>
+        </w:rPr>
+        <w:t>mysql</w:t>
+      </w:r>
+      <w:proofErr w:type="spellEnd"/>
+      <w:r>
+        <w:rPr>
+          <w:rFonts w:ascii="Calibri" w:eastAsia="Calibri" w:hAnsi="Calibri" w:cs="Calibri"/>
+          <w:b/>
+          <w:color w:val="404040" w:themeColor="text1" w:themeTint="BF"/>
+          <w:sz w:val="24"/>
+          <w:szCs w:val="24"/>
+        </w:rPr>
+        <w:t>-data:/var/lib/</w:t>
+      </w:r>
+      <w:proofErr w:type="spellStart"/>
+      <w:r>
+        <w:rPr>
+          <w:rFonts w:ascii="Calibri" w:eastAsia="Calibri" w:hAnsi="Calibri" w:cs="Calibri"/>
+          <w:b/>
+          <w:color w:val="404040" w:themeColor="text1" w:themeTint="BF"/>
+          <w:sz w:val="24"/>
+          <w:szCs w:val="24"/>
+        </w:rPr>
+        <w:t>mysql</w:t>
+      </w:r>
+      <w:proofErr w:type="spellEnd"/>
+      <w:r>
+        <w:rPr>
+          <w:rFonts w:ascii="Calibri" w:eastAsia="Calibri" w:hAnsi="Calibri" w:cs="Calibri"/>
+          <w:b/>
+          <w:color w:val="404040" w:themeColor="text1" w:themeTint="BF"/>
+          <w:sz w:val="24"/>
+          <w:szCs w:val="24"/>
+        </w:rPr>
+        <w:t xml:space="preserve"> -p 33060:3306 -d </w:t>
+      </w:r>
+      <w:proofErr w:type="spellStart"/>
+      <w:r>
+        <w:rPr>
+          <w:rFonts w:ascii="Calibri" w:eastAsia="Calibri" w:hAnsi="Calibri" w:cs="Calibri"/>
+          <w:b/>
+          <w:color w:val="404040" w:themeColor="text1" w:themeTint="BF"/>
+          <w:sz w:val="24"/>
+          <w:szCs w:val="24"/>
+        </w:rPr>
+        <w:t>mysql</w:t>
+      </w:r>
+      <w:proofErr w:type="spellEnd"/>
+    </w:p>
+    <w:p>
+      <w:pPr>
+        <w:pStyle w:val="ListParagraph"/>
+        <w:pBdr>
+          <w:top w:val="nil"/>
+          <w:left w:val="nil"/>
+          <w:bottom w:val="nil"/>
+          <w:right w:val="nil"/>
+          <w:between w:val="nil"/>
+        </w:pBdr>
+        <w:spacing w:line="240" w:lineRule="auto"/>
+        <w:rPr>
+          <w:rFonts w:ascii="Calibri" w:eastAsia="Calibri" w:hAnsi="Calibri" w:cs="Calibri"/>
+          <w:b/>
+          <w:color w:val="404040" w:themeColor="text1" w:themeTint="BF"/>
+          <w:sz w:val="24"/>
+          <w:szCs w:val="24"/>
+        </w:rPr>
+      </w:pPr>
+    </w:p>
+    <w:p>
+      <w:pPr>
+        <w:pStyle w:val="ListParagraph"/>
+        <w:pBdr>
+          <w:top w:val="nil"/>
+          <w:left w:val="nil"/>
+          <w:bottom w:val="nil"/>
+          <w:right w:val="nil"/>
+          <w:between w:val="nil"/>
+        </w:pBdr>
+        <w:spacing w:line="240" w:lineRule="auto"/>
+        <w:rPr>
+          <w:rFonts w:ascii="Calibri" w:eastAsia="Calibri" w:hAnsi="Calibri" w:cs="Calibri"/>
+          <w:b/>
+          <w:color w:val="404040" w:themeColor="text1" w:themeTint="BF"/>
+          <w:sz w:val="24"/>
+          <w:szCs w:val="24"/>
+        </w:rPr>
+      </w:pPr>
+      <w:r>
+        <w:rPr>
+          <w:rFonts w:ascii="Calibri" w:eastAsia="Calibri" w:hAnsi="Calibri" w:cs="Calibri"/>
+          <w:b/>
+          <w:color w:val="404040" w:themeColor="text1" w:themeTint="BF"/>
+          <w:sz w:val="24"/>
+          <w:szCs w:val="24"/>
+        </w:rPr>
+        <w:t xml:space="preserve">docker </w:t>
+      </w:r>
+      <w:proofErr w:type="spellStart"/>
+      <w:r>
+        <w:rPr>
+          <w:rFonts w:ascii="Calibri" w:eastAsia="Calibri" w:hAnsi="Calibri" w:cs="Calibri"/>
+          <w:b/>
+          <w:color w:val="404040" w:themeColor="text1" w:themeTint="BF"/>
+          <w:sz w:val="24"/>
+          <w:szCs w:val="24"/>
+        </w:rPr>
+        <w:t>ps</w:t>
+      </w:r>
+      <w:proofErr w:type="spellEnd"/>
+      <w:r>
+        <w:rPr>
+          <w:rFonts w:ascii="Calibri" w:eastAsia="Calibri" w:hAnsi="Calibri" w:cs="Calibri"/>
+          <w:b/>
+          <w:color w:val="404040" w:themeColor="text1" w:themeTint="BF"/>
+          <w:sz w:val="24"/>
+          <w:szCs w:val="24"/>
+        </w:rPr>
+        <w:t xml:space="preserve"> -a</w:t>
       </w:r>
     </w:p>
     <w:p>
@@ -5970,7 +6981,7 @@
                     <pic:cNvPicPr/>
                   </pic:nvPicPr>
                   <pic:blipFill>
-                    <a:blip r:embed="rId28"/>
+                    <a:blip r:embed="rId29"/>
                     <a:stretch>
                       <a:fillRect/>
                     </a:stretch>
@@ -6046,8 +7057,8 @@
       </w:r>
     </w:p>
     <w:sectPr>
-      <w:headerReference w:type="default" r:id="rId29"/>
-      <w:footerReference w:type="default" r:id="rId30"/>
+      <w:headerReference w:type="default" r:id="rId30"/>
+      <w:footerReference w:type="default" r:id="rId31"/>
       <w:pgSz w:w="12240" w:h="15840"/>
       <w:pgMar w:top="1440" w:right="1440" w:bottom="1440" w:left="1440" w:header="720" w:footer="720" w:gutter="0"/>
       <w:pgNumType w:start="1"/>
@@ -6058,7 +7069,7 @@
 </file>
 
 <file path=word/endnotes.xml><?xml version="1.0" encoding="utf-8"?>
-<w:endnotes xmlns:wpc="http://schemas.microsoft.com/office/word/2010/wordprocessingCanvas" xmlns:cx="http://schemas.microsoft.com/office/drawing/2014/chartex" xmlns:cx1="http://schemas.microsoft.com/office/drawing/2015/9/8/chartex" xmlns:cx2="http://schemas.microsoft.com/office/drawing/2015/10/21/chartex" xmlns:cx3="http://schemas.microsoft.com/office/drawing/2016/5/9/chartex" xmlns:cx4="http://schemas.microsoft.com/office/drawing/2016/5/10/chartex" xmlns:cx5="http://schemas.microsoft.com/office/drawing/2016/5/11/chartex" xmlns:cx6="http://schemas.microsoft.com/office/drawing/2016/5/12/chartex" xmlns:cx7="http://schemas.microsoft.com/office/drawing/2016/5/13/chartex" xmlns:cx8="http://schemas.microsoft.com/office/drawing/2016/5/14/chartex" xmlns:mc="http://schemas.openxmlformats.org/markup-compatibility/2006" xmlns:aink="http://schemas.microsoft.com/office/drawing/2016/ink" xmlns:am3d="http://schemas.microsoft.com/office/drawing/2017/model3d" xmlns:o="urn:schemas-microsoft-com:office:office" xmlns:oel="http://schemas.microsoft.com/office/2019/extlst" xmlns:r="http://schemas.openxmlformats.org/officeDocument/2006/relationships" xmlns:m="http://schemas.openxmlformats.org/officeDocument/2006/math" xmlns:v="urn:schemas-microsoft-com:vml" xmlns:wp14="http://schemas.microsoft.com/office/word/2010/wordprocessingDrawing" xmlns:wp="http://schemas.openxmlformats.org/drawingml/2006/wordprocessingDrawing" xmlns:w10="urn:schemas-microsoft-com:office:word" xmlns:w="http://schemas.openxmlformats.org/wordprocessingml/2006/main" xmlns:w14="http://schemas.microsoft.com/office/word/2010/wordml" xmlns:w15="http://schemas.microsoft.com/office/word/2012/wordml" xmlns:w16cex="http://schemas.microsoft.com/office/word/2018/wordml/cex" xmlns:w16cid="http://schemas.microsoft.com/office/word/2016/wordml/cid" xmlns:w16="http://schemas.microsoft.com/office/word/2018/wordml" xmlns:w16du="http://schemas.microsoft.com/office/word/2023/wordml/word16du" xmlns:w16sdtdh="http://schemas.microsoft.com/office/word/2020/wordml/sdtdatahash" xmlns:w16se="http://schemas.microsoft.com/office/word/2015/wordml/symex" xmlns:wpg="http://schemas.microsoft.com/office/word/2010/wordprocessingGroup" xmlns:wpi="http://schemas.microsoft.com/office/word/2010/wordprocessingInk" xmlns:wne="http://schemas.microsoft.com/office/word/2006/wordml" xmlns:wps="http://schemas.microsoft.com/office/word/2010/wordprocessingShape" mc:Ignorable="w14 w15 w16se w16cid w16 w16cex w16sdtdh w16du wp14">
+<w:endnotes xmlns:wpc="http://schemas.microsoft.com/office/word/2010/wordprocessingCanvas" xmlns:cx="http://schemas.microsoft.com/office/drawing/2014/chartex" xmlns:cx1="http://schemas.microsoft.com/office/drawing/2015/9/8/chartex" xmlns:cx2="http://schemas.microsoft.com/office/drawing/2015/10/21/chartex" xmlns:cx3="http://schemas.microsoft.com/office/drawing/2016/5/9/chartex" xmlns:cx4="http://schemas.microsoft.com/office/drawing/2016/5/10/chartex" xmlns:cx5="http://schemas.microsoft.com/office/drawing/2016/5/11/chartex" xmlns:cx6="http://schemas.microsoft.com/office/drawing/2016/5/12/chartex" xmlns:cx7="http://schemas.microsoft.com/office/drawing/2016/5/13/chartex" xmlns:cx8="http://schemas.microsoft.com/office/drawing/2016/5/14/chartex" xmlns:mc="http://schemas.openxmlformats.org/markup-compatibility/2006" xmlns:aink="http://schemas.microsoft.com/office/drawing/2016/ink" xmlns:am3d="http://schemas.microsoft.com/office/drawing/2017/model3d" xmlns:o="urn:schemas-microsoft-com:office:office" xmlns:oel="http://schemas.microsoft.com/office/2019/extlst" xmlns:r="http://schemas.openxmlformats.org/officeDocument/2006/relationships" xmlns:m="http://schemas.openxmlformats.org/officeDocument/2006/math" xmlns:v="urn:schemas-microsoft-com:vml" xmlns:wp14="http://schemas.microsoft.com/office/word/2010/wordprocessingDrawing" xmlns:wp="http://schemas.openxmlformats.org/drawingml/2006/wordprocessingDrawing" xmlns:w10="urn:schemas-microsoft-com:office:word" xmlns:w="http://schemas.openxmlformats.org/wordprocessingml/2006/main" xmlns:w14="http://schemas.microsoft.com/office/word/2010/wordml" xmlns:w15="http://schemas.microsoft.com/office/word/2012/wordml" xmlns:w16cex="http://schemas.microsoft.com/office/word/2018/wordml/cex" xmlns:w16cid="http://schemas.microsoft.com/office/word/2016/wordml/cid" xmlns:w16="http://schemas.microsoft.com/office/word/2018/wordml" xmlns:w16du="http://schemas.microsoft.com/office/word/2023/wordml/word16du" xmlns:w16sdtdh="http://schemas.microsoft.com/office/word/2020/wordml/sdtdatahash" xmlns:w16sdtfl="http://schemas.microsoft.com/office/word/2024/wordml/sdtformatlock" xmlns:w16se="http://schemas.microsoft.com/office/word/2015/wordml/symex" xmlns:wpg="http://schemas.microsoft.com/office/word/2010/wordprocessingGroup" xmlns:wpi="http://schemas.microsoft.com/office/word/2010/wordprocessingInk" xmlns:wne="http://schemas.microsoft.com/office/word/2006/wordml" xmlns:wps="http://schemas.microsoft.com/office/word/2010/wordprocessingShape" mc:Ignorable="w14 w15 w16se w16cid w16 w16cex w16sdtdh w16sdtfl w16du wp14">
   <w:endnote w:type="separator" w:id="-1">
     <w:p>
       <w:pPr>
@@ -6090,7 +7101,7 @@
 </file>
 
 <file path=word/footer1.xml><?xml version="1.0" encoding="utf-8"?>
-<w:ftr xmlns:wpc="http://schemas.microsoft.com/office/word/2010/wordprocessingCanvas" xmlns:cx="http://schemas.microsoft.com/office/drawing/2014/chartex" xmlns:cx1="http://schemas.microsoft.com/office/drawing/2015/9/8/chartex" xmlns:cx2="http://schemas.microsoft.com/office/drawing/2015/10/21/chartex" xmlns:cx3="http://schemas.microsoft.com/office/drawing/2016/5/9/chartex" xmlns:cx4="http://schemas.microsoft.com/office/drawing/2016/5/10/chartex" xmlns:cx5="http://schemas.microsoft.com/office/drawing/2016/5/11/chartex" xmlns:cx6="http://schemas.microsoft.com/office/drawing/2016/5/12/chartex" xmlns:cx7="http://schemas.microsoft.com/office/drawing/2016/5/13/chartex" xmlns:cx8="http://schemas.microsoft.com/office/drawing/2016/5/14/chartex" xmlns:mc="http://schemas.openxmlformats.org/markup-compatibility/2006" xmlns:aink="http://schemas.microsoft.com/office/drawing/2016/ink" xmlns:am3d="http://schemas.microsoft.com/office/drawing/2017/model3d" xmlns:o="urn:schemas-microsoft-com:office:office" xmlns:oel="http://schemas.microsoft.com/office/2019/extlst" xmlns:r="http://schemas.openxmlformats.org/officeDocument/2006/relationships" xmlns:m="http://schemas.openxmlformats.org/officeDocument/2006/math" xmlns:v="urn:schemas-microsoft-com:vml" xmlns:wp14="http://schemas.microsoft.com/office/word/2010/wordprocessingDrawing" xmlns:wp="http://schemas.openxmlformats.org/drawingml/2006/wordprocessingDrawing" xmlns:w10="urn:schemas-microsoft-com:office:word" xmlns:w="http://schemas.openxmlformats.org/wordprocessingml/2006/main" xmlns:w14="http://schemas.microsoft.com/office/word/2010/wordml" xmlns:w15="http://schemas.microsoft.com/office/word/2012/wordml" xmlns:w16cex="http://schemas.microsoft.com/office/word/2018/wordml/cex" xmlns:w16cid="http://schemas.microsoft.com/office/word/2016/wordml/cid" xmlns:w16="http://schemas.microsoft.com/office/word/2018/wordml" xmlns:w16du="http://schemas.microsoft.com/office/word/2023/wordml/word16du" xmlns:w16sdtdh="http://schemas.microsoft.com/office/word/2020/wordml/sdtdatahash" xmlns:w16se="http://schemas.microsoft.com/office/word/2015/wordml/symex" xmlns:wpg="http://schemas.microsoft.com/office/word/2010/wordprocessingGroup" xmlns:wpi="http://schemas.microsoft.com/office/word/2010/wordprocessingInk" xmlns:wne="http://schemas.microsoft.com/office/word/2006/wordml" xmlns:wps="http://schemas.microsoft.com/office/word/2010/wordprocessingShape" mc:Ignorable="w14 w15 w16se w16cid w16 w16cex w16sdtdh w16du wp14">
+<w:ftr xmlns:wpc="http://schemas.microsoft.com/office/word/2010/wordprocessingCanvas" xmlns:cx="http://schemas.microsoft.com/office/drawing/2014/chartex" xmlns:cx1="http://schemas.microsoft.com/office/drawing/2015/9/8/chartex" xmlns:cx2="http://schemas.microsoft.com/office/drawing/2015/10/21/chartex" xmlns:cx3="http://schemas.microsoft.com/office/drawing/2016/5/9/chartex" xmlns:cx4="http://schemas.microsoft.com/office/drawing/2016/5/10/chartex" xmlns:cx5="http://schemas.microsoft.com/office/drawing/2016/5/11/chartex" xmlns:cx6="http://schemas.microsoft.com/office/drawing/2016/5/12/chartex" xmlns:cx7="http://schemas.microsoft.com/office/drawing/2016/5/13/chartex" xmlns:cx8="http://schemas.microsoft.com/office/drawing/2016/5/14/chartex" xmlns:mc="http://schemas.openxmlformats.org/markup-compatibility/2006" xmlns:aink="http://schemas.microsoft.com/office/drawing/2016/ink" xmlns:am3d="http://schemas.microsoft.com/office/drawing/2017/model3d" xmlns:o="urn:schemas-microsoft-com:office:office" xmlns:oel="http://schemas.microsoft.com/office/2019/extlst" xmlns:r="http://schemas.openxmlformats.org/officeDocument/2006/relationships" xmlns:m="http://schemas.openxmlformats.org/officeDocument/2006/math" xmlns:v="urn:schemas-microsoft-com:vml" xmlns:wp14="http://schemas.microsoft.com/office/word/2010/wordprocessingDrawing" xmlns:wp="http://schemas.openxmlformats.org/drawingml/2006/wordprocessingDrawing" xmlns:w10="urn:schemas-microsoft-com:office:word" xmlns:w="http://schemas.openxmlformats.org/wordprocessingml/2006/main" xmlns:w14="http://schemas.microsoft.com/office/word/2010/wordml" xmlns:w15="http://schemas.microsoft.com/office/word/2012/wordml" xmlns:w16cex="http://schemas.microsoft.com/office/word/2018/wordml/cex" xmlns:w16cid="http://schemas.microsoft.com/office/word/2016/wordml/cid" xmlns:w16="http://schemas.microsoft.com/office/word/2018/wordml" xmlns:w16du="http://schemas.microsoft.com/office/word/2023/wordml/word16du" xmlns:w16sdtdh="http://schemas.microsoft.com/office/word/2020/wordml/sdtdatahash" xmlns:w16sdtfl="http://schemas.microsoft.com/office/word/2024/wordml/sdtformatlock" xmlns:w16se="http://schemas.microsoft.com/office/word/2015/wordml/symex" xmlns:wpg="http://schemas.microsoft.com/office/word/2010/wordprocessingGroup" xmlns:wpi="http://schemas.microsoft.com/office/word/2010/wordprocessingInk" xmlns:wne="http://schemas.microsoft.com/office/word/2006/wordml" xmlns:wps="http://schemas.microsoft.com/office/word/2010/wordprocessingShape" mc:Ignorable="w14 w15 w16se w16cid w16 w16cex w16sdtdh w16sdtfl w16du wp14">
   <w:p>
     <w:pPr>
       <w:tabs>
@@ -6105,7 +7116,7 @@
 </file>
 
 <file path=word/footnotes.xml><?xml version="1.0" encoding="utf-8"?>
-<w:footnotes xmlns:wpc="http://schemas.microsoft.com/office/word/2010/wordprocessingCanvas" xmlns:cx="http://schemas.microsoft.com/office/drawing/2014/chartex" xmlns:cx1="http://schemas.microsoft.com/office/drawing/2015/9/8/chartex" xmlns:cx2="http://schemas.microsoft.com/office/drawing/2015/10/21/chartex" xmlns:cx3="http://schemas.microsoft.com/office/drawing/2016/5/9/chartex" xmlns:cx4="http://schemas.microsoft.com/office/drawing/2016/5/10/chartex" xmlns:cx5="http://schemas.microsoft.com/office/drawing/2016/5/11/chartex" xmlns:cx6="http://schemas.microsoft.com/office/drawing/2016/5/12/chartex" xmlns:cx7="http://schemas.microsoft.com/office/drawing/2016/5/13/chartex" xmlns:cx8="http://schemas.microsoft.com/office/drawing/2016/5/14/chartex" xmlns:mc="http://schemas.openxmlformats.org/markup-compatibility/2006" xmlns:aink="http://schemas.microsoft.com/office/drawing/2016/ink" xmlns:am3d="http://schemas.microsoft.com/office/drawing/2017/model3d" xmlns:o="urn:schemas-microsoft-com:office:office" xmlns:oel="http://schemas.microsoft.com/office/2019/extlst" xmlns:r="http://schemas.openxmlformats.org/officeDocument/2006/relationships" xmlns:m="http://schemas.openxmlformats.org/officeDocument/2006/math" xmlns:v="urn:schemas-microsoft-com:vml" xmlns:wp14="http://schemas.microsoft.com/office/word/2010/wordprocessingDrawing" xmlns:wp="http://schemas.openxmlformats.org/drawingml/2006/wordprocessingDrawing" xmlns:w10="urn:schemas-microsoft-com:office:word" xmlns:w="http://schemas.openxmlformats.org/wordprocessingml/2006/main" xmlns:w14="http://schemas.microsoft.com/office/word/2010/wordml" xmlns:w15="http://schemas.microsoft.com/office/word/2012/wordml" xmlns:w16cex="http://schemas.microsoft.com/office/word/2018/wordml/cex" xmlns:w16cid="http://schemas.microsoft.com/office/word/2016/wordml/cid" xmlns:w16="http://schemas.microsoft.com/office/word/2018/wordml" xmlns:w16du="http://schemas.microsoft.com/office/word/2023/wordml/word16du" xmlns:w16sdtdh="http://schemas.microsoft.com/office/word/2020/wordml/sdtdatahash" xmlns:w16se="http://schemas.microsoft.com/office/word/2015/wordml/symex" xmlns:wpg="http://schemas.microsoft.com/office/word/2010/wordprocessingGroup" xmlns:wpi="http://schemas.microsoft.com/office/word/2010/wordprocessingInk" xmlns:wne="http://schemas.microsoft.com/office/word/2006/wordml" xmlns:wps="http://schemas.microsoft.com/office/word/2010/wordprocessingShape" mc:Ignorable="w14 w15 w16se w16cid w16 w16cex w16sdtdh w16du wp14">
+<w:footnotes xmlns:wpc="http://schemas.microsoft.com/office/word/2010/wordprocessingCanvas" xmlns:cx="http://schemas.microsoft.com/office/drawing/2014/chartex" xmlns:cx1="http://schemas.microsoft.com/office/drawing/2015/9/8/chartex" xmlns:cx2="http://schemas.microsoft.com/office/drawing/2015/10/21/chartex" xmlns:cx3="http://schemas.microsoft.com/office/drawing/2016/5/9/chartex" xmlns:cx4="http://schemas.microsoft.com/office/drawing/2016/5/10/chartex" xmlns:cx5="http://schemas.microsoft.com/office/drawing/2016/5/11/chartex" xmlns:cx6="http://schemas.microsoft.com/office/drawing/2016/5/12/chartex" xmlns:cx7="http://schemas.microsoft.com/office/drawing/2016/5/13/chartex" xmlns:cx8="http://schemas.microsoft.com/office/drawing/2016/5/14/chartex" xmlns:mc="http://schemas.openxmlformats.org/markup-compatibility/2006" xmlns:aink="http://schemas.microsoft.com/office/drawing/2016/ink" xmlns:am3d="http://schemas.microsoft.com/office/drawing/2017/model3d" xmlns:o="urn:schemas-microsoft-com:office:office" xmlns:oel="http://schemas.microsoft.com/office/2019/extlst" xmlns:r="http://schemas.openxmlformats.org/officeDocument/2006/relationships" xmlns:m="http://schemas.openxmlformats.org/officeDocument/2006/math" xmlns:v="urn:schemas-microsoft-com:vml" xmlns:wp14="http://schemas.microsoft.com/office/word/2010/wordprocessingDrawing" xmlns:wp="http://schemas.openxmlformats.org/drawingml/2006/wordprocessingDrawing" xmlns:w10="urn:schemas-microsoft-com:office:word" xmlns:w="http://schemas.openxmlformats.org/wordprocessingml/2006/main" xmlns:w14="http://schemas.microsoft.com/office/word/2010/wordml" xmlns:w15="http://schemas.microsoft.com/office/word/2012/wordml" xmlns:w16cex="http://schemas.microsoft.com/office/word/2018/wordml/cex" xmlns:w16cid="http://schemas.microsoft.com/office/word/2016/wordml/cid" xmlns:w16="http://schemas.microsoft.com/office/word/2018/wordml" xmlns:w16du="http://schemas.microsoft.com/office/word/2023/wordml/word16du" xmlns:w16sdtdh="http://schemas.microsoft.com/office/word/2020/wordml/sdtdatahash" xmlns:w16sdtfl="http://schemas.microsoft.com/office/word/2024/wordml/sdtformatlock" xmlns:w16se="http://schemas.microsoft.com/office/word/2015/wordml/symex" xmlns:wpg="http://schemas.microsoft.com/office/word/2010/wordprocessingGroup" xmlns:wpi="http://schemas.microsoft.com/office/word/2010/wordprocessingInk" xmlns:wne="http://schemas.microsoft.com/office/word/2006/wordml" xmlns:wps="http://schemas.microsoft.com/office/word/2010/wordprocessingShape" mc:Ignorable="w14 w15 w16se w16cid w16 w16cex w16sdtdh w16sdtfl w16du wp14">
   <w:footnote w:type="separator" w:id="-1">
     <w:p>
       <w:pPr>
@@ -6137,7 +7148,7 @@
 </file>
 
 <file path=word/header1.xml><?xml version="1.0" encoding="utf-8"?>
-<w:hdr xmlns:wpc="http://schemas.microsoft.com/office/word/2010/wordprocessingCanvas" xmlns:cx="http://schemas.microsoft.com/office/drawing/2014/chartex" xmlns:cx1="http://schemas.microsoft.com/office/drawing/2015/9/8/chartex" xmlns:cx2="http://schemas.microsoft.com/office/drawing/2015/10/21/chartex" xmlns:cx3="http://schemas.microsoft.com/office/drawing/2016/5/9/chartex" xmlns:cx4="http://schemas.microsoft.com/office/drawing/2016/5/10/chartex" xmlns:cx5="http://schemas.microsoft.com/office/drawing/2016/5/11/chartex" xmlns:cx6="http://schemas.microsoft.com/office/drawing/2016/5/12/chartex" xmlns:cx7="http://schemas.microsoft.com/office/drawing/2016/5/13/chartex" xmlns:cx8="http://schemas.microsoft.com/office/drawing/2016/5/14/chartex" xmlns:mc="http://schemas.openxmlformats.org/markup-compatibility/2006" xmlns:aink="http://schemas.microsoft.com/office/drawing/2016/ink" xmlns:am3d="http://schemas.microsoft.com/office/drawing/2017/model3d" xmlns:o="urn:schemas-microsoft-com:office:office" xmlns:oel="http://schemas.microsoft.com/office/2019/extlst" xmlns:r="http://schemas.openxmlformats.org/officeDocument/2006/relationships" xmlns:m="http://schemas.openxmlformats.org/officeDocument/2006/math" xmlns:v="urn:schemas-microsoft-com:vml" xmlns:wp14="http://schemas.microsoft.com/office/word/2010/wordprocessingDrawing" xmlns:wp="http://schemas.openxmlformats.org/drawingml/2006/wordprocessingDrawing" xmlns:w10="urn:schemas-microsoft-com:office:word" xmlns:w="http://schemas.openxmlformats.org/wordprocessingml/2006/main" xmlns:w14="http://schemas.microsoft.com/office/word/2010/wordml" xmlns:w15="http://schemas.microsoft.com/office/word/2012/wordml" xmlns:w16cex="http://schemas.microsoft.com/office/word/2018/wordml/cex" xmlns:w16cid="http://schemas.microsoft.com/office/word/2016/wordml/cid" xmlns:w16="http://schemas.microsoft.com/office/word/2018/wordml" xmlns:w16du="http://schemas.microsoft.com/office/word/2023/wordml/word16du" xmlns:w16sdtdh="http://schemas.microsoft.com/office/word/2020/wordml/sdtdatahash" xmlns:w16se="http://schemas.microsoft.com/office/word/2015/wordml/symex" xmlns:wpg="http://schemas.microsoft.com/office/word/2010/wordprocessingGroup" xmlns:wpi="http://schemas.microsoft.com/office/word/2010/wordprocessingInk" xmlns:wne="http://schemas.microsoft.com/office/word/2006/wordml" xmlns:wps="http://schemas.microsoft.com/office/word/2010/wordprocessingShape" mc:Ignorable="w14 w15 w16se w16cid w16 w16cex w16sdtdh w16du wp14">
+<w:hdr xmlns:wpc="http://schemas.microsoft.com/office/word/2010/wordprocessingCanvas" xmlns:cx="http://schemas.microsoft.com/office/drawing/2014/chartex" xmlns:cx1="http://schemas.microsoft.com/office/drawing/2015/9/8/chartex" xmlns:cx2="http://schemas.microsoft.com/office/drawing/2015/10/21/chartex" xmlns:cx3="http://schemas.microsoft.com/office/drawing/2016/5/9/chartex" xmlns:cx4="http://schemas.microsoft.com/office/drawing/2016/5/10/chartex" xmlns:cx5="http://schemas.microsoft.com/office/drawing/2016/5/11/chartex" xmlns:cx6="http://schemas.microsoft.com/office/drawing/2016/5/12/chartex" xmlns:cx7="http://schemas.microsoft.com/office/drawing/2016/5/13/chartex" xmlns:cx8="http://schemas.microsoft.com/office/drawing/2016/5/14/chartex" xmlns:mc="http://schemas.openxmlformats.org/markup-compatibility/2006" xmlns:aink="http://schemas.microsoft.com/office/drawing/2016/ink" xmlns:am3d="http://schemas.microsoft.com/office/drawing/2017/model3d" xmlns:o="urn:schemas-microsoft-com:office:office" xmlns:oel="http://schemas.microsoft.com/office/2019/extlst" xmlns:r="http://schemas.openxmlformats.org/officeDocument/2006/relationships" xmlns:m="http://schemas.openxmlformats.org/officeDocument/2006/math" xmlns:v="urn:schemas-microsoft-com:vml" xmlns:wp14="http://schemas.microsoft.com/office/word/2010/wordprocessingDrawing" xmlns:wp="http://schemas.openxmlformats.org/drawingml/2006/wordprocessingDrawing" xmlns:w10="urn:schemas-microsoft-com:office:word" xmlns:w="http://schemas.openxmlformats.org/wordprocessingml/2006/main" xmlns:w14="http://schemas.microsoft.com/office/word/2010/wordml" xmlns:w15="http://schemas.microsoft.com/office/word/2012/wordml" xmlns:w16cex="http://schemas.microsoft.com/office/word/2018/wordml/cex" xmlns:w16cid="http://schemas.microsoft.com/office/word/2016/wordml/cid" xmlns:w16="http://schemas.microsoft.com/office/word/2018/wordml" xmlns:w16du="http://schemas.microsoft.com/office/word/2023/wordml/word16du" xmlns:w16sdtdh="http://schemas.microsoft.com/office/word/2020/wordml/sdtdatahash" xmlns:w16sdtfl="http://schemas.microsoft.com/office/word/2024/wordml/sdtformatlock" xmlns:w16se="http://schemas.microsoft.com/office/word/2015/wordml/symex" xmlns:wpg="http://schemas.microsoft.com/office/word/2010/wordprocessingGroup" xmlns:wpi="http://schemas.microsoft.com/office/word/2010/wordprocessingInk" xmlns:wne="http://schemas.microsoft.com/office/word/2006/wordml" xmlns:wps="http://schemas.microsoft.com/office/word/2010/wordprocessingShape" mc:Ignorable="w14 w15 w16se w16cid w16 w16cex w16sdtdh w16sdtfl w16du wp14">
   <w:p>
     <w:pPr>
       <w:ind w:left="-540"/>
@@ -6246,7 +7257,7 @@
 </file>
 
 <file path=word/numbering.xml><?xml version="1.0" encoding="utf-8"?>
-<w:numbering xmlns:wpc="http://schemas.microsoft.com/office/word/2010/wordprocessingCanvas" xmlns:cx="http://schemas.microsoft.com/office/drawing/2014/chartex" xmlns:cx1="http://schemas.microsoft.com/office/drawing/2015/9/8/chartex" xmlns:cx2="http://schemas.microsoft.com/office/drawing/2015/10/21/chartex" xmlns:cx3="http://schemas.microsoft.com/office/drawing/2016/5/9/chartex" xmlns:cx4="http://schemas.microsoft.com/office/drawing/2016/5/10/chartex" xmlns:cx5="http://schemas.microsoft.com/office/drawing/2016/5/11/chartex" xmlns:cx6="http://schemas.microsoft.com/office/drawing/2016/5/12/chartex" xmlns:cx7="http://schemas.microsoft.com/office/drawing/2016/5/13/chartex" xmlns:cx8="http://schemas.microsoft.com/office/drawing/2016/5/14/chartex" xmlns:mc="http://schemas.openxmlformats.org/markup-compatibility/2006" xmlns:aink="http://schemas.microsoft.com/office/drawing/2016/ink" xmlns:am3d="http://schemas.microsoft.com/office/drawing/2017/model3d" xmlns:o="urn:schemas-microsoft-com:office:office" xmlns:oel="http://schemas.microsoft.com/office/2019/extlst" xmlns:r="http://schemas.openxmlformats.org/officeDocument/2006/relationships" xmlns:m="http://schemas.openxmlformats.org/officeDocument/2006/math" xmlns:v="urn:schemas-microsoft-com:vml" xmlns:wp14="http://schemas.microsoft.com/office/word/2010/wordprocessingDrawing" xmlns:wp="http://schemas.openxmlformats.org/drawingml/2006/wordprocessingDrawing" xmlns:w10="urn:schemas-microsoft-com:office:word" xmlns:w="http://schemas.openxmlformats.org/wordprocessingml/2006/main" xmlns:w14="http://schemas.microsoft.com/office/word/2010/wordml" xmlns:w15="http://schemas.microsoft.com/office/word/2012/wordml" xmlns:w16cex="http://schemas.microsoft.com/office/word/2018/wordml/cex" xmlns:w16cid="http://schemas.microsoft.com/office/word/2016/wordml/cid" xmlns:w16="http://schemas.microsoft.com/office/word/2018/wordml" xmlns:w16du="http://schemas.microsoft.com/office/word/2023/wordml/word16du" xmlns:w16sdtdh="http://schemas.microsoft.com/office/word/2020/wordml/sdtdatahash" xmlns:w16se="http://schemas.microsoft.com/office/word/2015/wordml/symex" xmlns:wpg="http://schemas.microsoft.com/office/word/2010/wordprocessingGroup" xmlns:wpi="http://schemas.microsoft.com/office/word/2010/wordprocessingInk" xmlns:wne="http://schemas.microsoft.com/office/word/2006/wordml" xmlns:wps="http://schemas.microsoft.com/office/word/2010/wordprocessingShape" mc:Ignorable="w14 w15 w16se w16cid w16 w16cex w16sdtdh w16du wp14">
+<w:numbering xmlns:wpc="http://schemas.microsoft.com/office/word/2010/wordprocessingCanvas" xmlns:cx="http://schemas.microsoft.com/office/drawing/2014/chartex" xmlns:cx1="http://schemas.microsoft.com/office/drawing/2015/9/8/chartex" xmlns:cx2="http://schemas.microsoft.com/office/drawing/2015/10/21/chartex" xmlns:cx3="http://schemas.microsoft.com/office/drawing/2016/5/9/chartex" xmlns:cx4="http://schemas.microsoft.com/office/drawing/2016/5/10/chartex" xmlns:cx5="http://schemas.microsoft.com/office/drawing/2016/5/11/chartex" xmlns:cx6="http://schemas.microsoft.com/office/drawing/2016/5/12/chartex" xmlns:cx7="http://schemas.microsoft.com/office/drawing/2016/5/13/chartex" xmlns:cx8="http://schemas.microsoft.com/office/drawing/2016/5/14/chartex" xmlns:mc="http://schemas.openxmlformats.org/markup-compatibility/2006" xmlns:aink="http://schemas.microsoft.com/office/drawing/2016/ink" xmlns:am3d="http://schemas.microsoft.com/office/drawing/2017/model3d" xmlns:o="urn:schemas-microsoft-com:office:office" xmlns:oel="http://schemas.microsoft.com/office/2019/extlst" xmlns:r="http://schemas.openxmlformats.org/officeDocument/2006/relationships" xmlns:m="http://schemas.openxmlformats.org/officeDocument/2006/math" xmlns:v="urn:schemas-microsoft-com:vml" xmlns:wp14="http://schemas.microsoft.com/office/word/2010/wordprocessingDrawing" xmlns:wp="http://schemas.openxmlformats.org/drawingml/2006/wordprocessingDrawing" xmlns:w10="urn:schemas-microsoft-com:office:word" xmlns:w="http://schemas.openxmlformats.org/wordprocessingml/2006/main" xmlns:w14="http://schemas.microsoft.com/office/word/2010/wordml" xmlns:w15="http://schemas.microsoft.com/office/word/2012/wordml" xmlns:w16cex="http://schemas.microsoft.com/office/word/2018/wordml/cex" xmlns:w16cid="http://schemas.microsoft.com/office/word/2016/wordml/cid" xmlns:w16="http://schemas.microsoft.com/office/word/2018/wordml" xmlns:w16du="http://schemas.microsoft.com/office/word/2023/wordml/word16du" xmlns:w16sdtdh="http://schemas.microsoft.com/office/word/2020/wordml/sdtdatahash" xmlns:w16sdtfl="http://schemas.microsoft.com/office/word/2024/wordml/sdtformatlock" xmlns:w16se="http://schemas.microsoft.com/office/word/2015/wordml/symex" xmlns:wpg="http://schemas.microsoft.com/office/word/2010/wordprocessingGroup" xmlns:wpi="http://schemas.microsoft.com/office/word/2010/wordprocessingInk" xmlns:wne="http://schemas.microsoft.com/office/word/2006/wordml" xmlns:wps="http://schemas.microsoft.com/office/word/2010/wordprocessingShape" mc:Ignorable="w14 w15 w16se w16cid w16 w16cex w16sdtdh w16sdtfl w16du wp14">
   <w:abstractNum w:abstractNumId="0" w15:restartNumberingAfterBreak="0">
     <w:nsid w:val="011774B8"/>
     <w:multiLevelType w:val="hybridMultilevel"/>
@@ -10816,7 +11827,7 @@
 </file>
 
 <file path=word/styles.xml><?xml version="1.0" encoding="utf-8"?>
-<w:styles xmlns:mc="http://schemas.openxmlformats.org/markup-compatibility/2006" xmlns:r="http://schemas.openxmlformats.org/officeDocument/2006/relationships" xmlns:w="http://schemas.openxmlformats.org/wordprocessingml/2006/main" xmlns:w14="http://schemas.microsoft.com/office/word/2010/wordml" xmlns:w15="http://schemas.microsoft.com/office/word/2012/wordml" xmlns:w16cex="http://schemas.microsoft.com/office/word/2018/wordml/cex" xmlns:w16cid="http://schemas.microsoft.com/office/word/2016/wordml/cid" xmlns:w16="http://schemas.microsoft.com/office/word/2018/wordml" xmlns:w16du="http://schemas.microsoft.com/office/word/2023/wordml/word16du" xmlns:w16sdtdh="http://schemas.microsoft.com/office/word/2020/wordml/sdtdatahash" xmlns:w16se="http://schemas.microsoft.com/office/word/2015/wordml/symex" mc:Ignorable="w14 w15 w16se w16cid w16 w16cex w16sdtdh w16du">
+<w:styles xmlns:mc="http://schemas.openxmlformats.org/markup-compatibility/2006" xmlns:r="http://schemas.openxmlformats.org/officeDocument/2006/relationships" xmlns:w="http://schemas.openxmlformats.org/wordprocessingml/2006/main" xmlns:w14="http://schemas.microsoft.com/office/word/2010/wordml" xmlns:w15="http://schemas.microsoft.com/office/word/2012/wordml" xmlns:w16cex="http://schemas.microsoft.com/office/word/2018/wordml/cex" xmlns:w16cid="http://schemas.microsoft.com/office/word/2016/wordml/cid" xmlns:w16="http://schemas.microsoft.com/office/word/2018/wordml" xmlns:w16du="http://schemas.microsoft.com/office/word/2023/wordml/word16du" xmlns:w16sdtdh="http://schemas.microsoft.com/office/word/2020/wordml/sdtdatahash" xmlns:w16sdtfl="http://schemas.microsoft.com/office/word/2024/wordml/sdtformatlock" xmlns:w16se="http://schemas.microsoft.com/office/word/2015/wordml/symex" mc:Ignorable="w14 w15 w16se w16cid w16 w16cex w16sdtdh w16sdtfl w16du">
   <w:docDefaults>
     <w:rPrDefault>
       <w:rPr>
@@ -11330,7 +12341,6 @@
   <w:style w:type="character" w:default="1" w:styleId="DefaultParagraphFont">
     <w:name w:val="Default Paragraph Font"/>
     <w:uiPriority w:val="1"/>
-    <w:semiHidden/>
     <w:unhideWhenUsed/>
   </w:style>
   <w:style w:type="table" w:default="1" w:styleId="TableNormal">
@@ -12206,12 +13216,16 @@
 </file>
 
 <file path=customXml/item2.xml><?xml version="1.0" encoding="utf-8"?>
-<?mso-contentType ?>
-<FormTemplates xmlns="http://schemas.microsoft.com/sharepoint/v3/contenttype/forms">
-  <Display>DocumentLibraryForm</Display>
-  <Edit>DocumentLibraryForm</Edit>
-  <New>DocumentLibraryForm</New>
-</FormTemplates>
+<p:properties xmlns:p="http://schemas.microsoft.com/office/2006/metadata/properties" xmlns:xsi="http://www.w3.org/2001/XMLSchema-instance" xmlns:pc="http://schemas.microsoft.com/office/infopath/2007/PartnerControls">
+  <documentManagement>
+    <_Flow_SignoffStatus xmlns="461d6144-fa1a-4092-829f-c84f3e3efa94" xsi:nil="true"/>
+    <lcf76f155ced4ddcb4097134ff3c332f xmlns="461d6144-fa1a-4092-829f-c84f3e3efa94">
+      <Terms xmlns="http://schemas.microsoft.com/office/infopath/2007/PartnerControls"/>
+    </lcf76f155ced4ddcb4097134ff3c332f>
+    <RelatedId xmlns="461d6144-fa1a-4092-829f-c84f3e3efa94" xsi:nil="true"/>
+    <TaxCatchAll xmlns="236ee7c7-7e1f-44c3-af88-3b258280f106" xsi:nil="true"/>
+  </documentManagement>
+</p:properties>
 </file>
 
 <file path=customXml/item3.xml><?xml version="1.0" encoding="utf-8"?>
@@ -12478,16 +13492,12 @@
 </file>
 
 <file path=customXml/item4.xml><?xml version="1.0" encoding="utf-8"?>
-<p:properties xmlns:p="http://schemas.microsoft.com/office/2006/metadata/properties" xmlns:xsi="http://www.w3.org/2001/XMLSchema-instance" xmlns:pc="http://schemas.microsoft.com/office/infopath/2007/PartnerControls">
-  <documentManagement>
-    <_Flow_SignoffStatus xmlns="461d6144-fa1a-4092-829f-c84f3e3efa94" xsi:nil="true"/>
-    <lcf76f155ced4ddcb4097134ff3c332f xmlns="461d6144-fa1a-4092-829f-c84f3e3efa94">
-      <Terms xmlns="http://schemas.microsoft.com/office/infopath/2007/PartnerControls"/>
-    </lcf76f155ced4ddcb4097134ff3c332f>
-    <RelatedId xmlns="461d6144-fa1a-4092-829f-c84f3e3efa94" xsi:nil="true"/>
-    <TaxCatchAll xmlns="236ee7c7-7e1f-44c3-af88-3b258280f106" xsi:nil="true"/>
-  </documentManagement>
-</p:properties>
+<?mso-contentType ?>
+<FormTemplates xmlns="http://schemas.microsoft.com/sharepoint/v3/contenttype/forms">
+  <Display>DocumentLibraryForm</Display>
+  <Edit>DocumentLibraryForm</Edit>
+  <New>DocumentLibraryForm</New>
+</FormTemplates>
 </file>
 
 <file path=customXml/itemProps1.xml><?xml version="1.0" encoding="utf-8"?>
@@ -12500,9 +13510,12 @@
 </file>
 
 <file path=customXml/itemProps2.xml><?xml version="1.0" encoding="utf-8"?>
-<ds:datastoreItem xmlns:ds="http://schemas.openxmlformats.org/officeDocument/2006/customXml" ds:itemID="{26FA410A-DE9A-4C97-9D3B-4A2D582B519D}">
+<ds:datastoreItem xmlns:ds="http://schemas.openxmlformats.org/officeDocument/2006/customXml" ds:itemID="{DE348CE0-52EA-4C55-920A-A4013CB03901}">
   <ds:schemaRefs>
-    <ds:schemaRef ds:uri="http://schemas.microsoft.com/sharepoint/v3/contenttype/forms"/>
+    <ds:schemaRef ds:uri="http://schemas.microsoft.com/office/2006/metadata/properties"/>
+    <ds:schemaRef ds:uri="http://schemas.microsoft.com/office/infopath/2007/PartnerControls"/>
+    <ds:schemaRef ds:uri="461d6144-fa1a-4092-829f-c84f3e3efa94"/>
+    <ds:schemaRef ds:uri="236ee7c7-7e1f-44c3-af88-3b258280f106"/>
   </ds:schemaRefs>
 </ds:datastoreItem>
 </file>
@@ -12527,18 +13540,9 @@
 </file>
 
 <file path=customXml/itemProps4.xml><?xml version="1.0" encoding="utf-8"?>
-<ds:datastoreItem xmlns:ds="http://schemas.openxmlformats.org/officeDocument/2006/customXml" ds:itemID="{DE348CE0-52EA-4C55-920A-A4013CB03901}">
+<ds:datastoreItem xmlns:ds="http://schemas.openxmlformats.org/officeDocument/2006/customXml" ds:itemID="{26FA410A-DE9A-4C97-9D3B-4A2D582B519D}">
   <ds:schemaRefs>
-    <ds:schemaRef ds:uri="http://www.w3.org/XML/1998/namespace"/>
-    <ds:schemaRef ds:uri="http://schemas.openxmlformats.org/package/2006/metadata/core-properties"/>
-    <ds:schemaRef ds:uri="http://schemas.microsoft.com/office/2006/documentManagement/types"/>
-    <ds:schemaRef ds:uri="http://purl.org/dc/terms/"/>
-    <ds:schemaRef ds:uri="http://purl.org/dc/elements/1.1/"/>
-    <ds:schemaRef ds:uri="http://schemas.microsoft.com/office/2006/metadata/properties"/>
-    <ds:schemaRef ds:uri="http://purl.org/dc/dcmitype/"/>
-    <ds:schemaRef ds:uri="461d6144-fa1a-4092-829f-c84f3e3efa94"/>
-    <ds:schemaRef ds:uri="http://schemas.microsoft.com/office/infopath/2007/PartnerControls"/>
-    <ds:schemaRef ds:uri="236ee7c7-7e1f-44c3-af88-3b258280f106"/>
+    <ds:schemaRef ds:uri="http://schemas.microsoft.com/sharepoint/v3/contenttype/forms"/>
   </ds:schemaRefs>
 </ds:datastoreItem>
 </file>